--- a/devsecops-lab/docs/Module-4.6-RASP-Report.docx
+++ b/devsecops-lab/docs/Module-4.6-RASP-Report.docx
@@ -195,7 +195,7 @@
     </w:p>
     <w:p>
       <w:r>
-        <w:t xml:space="preserve">Three SQL injection payloads confirmed blocked at the database driver layer. Legitimate search traffic passes unaffected. The module also documents the architectural distinction between WAF (external HTTP proxy) and RASP (internal runtime hook), key engineering challenges encountered during implementation, and next steps for Contrast CE and OWASP AppSensor.</w:t>
+        <w:t xml:space="preserve">All six exercises across Module 4.6 are complete. Custom RASP and AppSensor escalating response are fully operational. Datadog ASM (dd-trace v4 + libddwaf) confirmed blocking with HTTP 403 for SQLi, XSS, and LFI — no agent required for local blocking. Contrast RASP v3 documented as incompatible on ARM64 + Node.js v24 (unfixable missing prebuilt binary). Signal Sciences architecture reviewed — enterprise license required.</w:t>
       </w:r>
     </w:p>
     <w:p>
@@ -2702,6 +2702,692 @@
           </w:p>
         </w:tc>
       </w:tr>
+      <w:tr>
+        <w:trPr>
+          <w:tblHeader w:val="false"/>
+        </w:trPr>
+        <w:tc>
+          <w:tcPr>
+            <w:tcW w:type="dxa" w:w="3400"/>
+            <w:tcBorders>
+              <w:top w:val="single" w:color="CCCCCC" w:sz="1"/>
+              <w:left w:val="single" w:color="CCCCCC" w:sz="1"/>
+              <w:bottom w:val="single" w:color="CCCCCC" w:sz="1"/>
+              <w:right w:val="single" w:color="CCCCCC" w:sz="1"/>
+            </w:tcBorders>
+            <w:shd w:fill="E8F0F8" w:val="clear"/>
+            <w:tcMar>
+              <w:top w:type="dxa" w:w="80"/>
+              <w:left w:type="dxa" w:w="120"/>
+              <w:bottom w:type="dxa" w:w="80"/>
+              <w:right w:type="dxa" w:w="120"/>
+            </w:tcMar>
+          </w:tcPr>
+          <w:p>
+            <w:r>
+              <w:rPr>
+                <w:rFonts w:ascii="Arial" w:cs="Arial" w:eastAsia="Arial" w:hAnsi="Arial"/>
+                <w:b w:val="false"/>
+                <w:bCs w:val="false"/>
+                <w:color w:val="000000"/>
+                <w:sz w:val="20"/>
+                <w:szCs w:val="20"/>
+              </w:rPr>
+              <w:t xml:space="preserve">Contrast: require() on ESM graph</w:t>
+            </w:r>
+          </w:p>
+        </w:tc>
+        <w:tc>
+          <w:tcPr>
+            <w:tcW w:type="dxa" w:w="2680"/>
+            <w:tcBorders>
+              <w:top w:val="single" w:color="CCCCCC" w:sz="1"/>
+              <w:left w:val="single" w:color="CCCCCC" w:sz="1"/>
+              <w:bottom w:val="single" w:color="CCCCCC" w:sz="1"/>
+              <w:right w:val="single" w:color="CCCCCC" w:sz="1"/>
+            </w:tcBorders>
+            <w:shd w:fill="E8F0F8" w:val="clear"/>
+            <w:tcMar>
+              <w:top w:type="dxa" w:w="80"/>
+              <w:left w:type="dxa" w:w="120"/>
+              <w:bottom w:type="dxa" w:w="80"/>
+              <w:right w:type="dxa" w:w="120"/>
+            </w:tcMar>
+          </w:tcPr>
+          <w:p>
+            <w:r>
+              <w:rPr>
+                <w:rFonts w:ascii="Arial" w:cs="Arial" w:eastAsia="Arial" w:hAnsi="Arial"/>
+                <w:b w:val="false"/>
+                <w:bCs w:val="false"/>
+                <w:color w:val="000000"/>
+                <w:sz w:val="20"/>
+                <w:szCs w:val="20"/>
+              </w:rPr>
+              <w:t xml:space="preserve">@contrast/rasp-v3 is ESM; --require cannot load it</w:t>
+            </w:r>
+          </w:p>
+        </w:tc>
+        <w:tc>
+          <w:tcPr>
+            <w:tcW w:type="dxa" w:w="3280"/>
+            <w:tcBorders>
+              <w:top w:val="single" w:color="CCCCCC" w:sz="1"/>
+              <w:left w:val="single" w:color="CCCCCC" w:sz="1"/>
+              <w:bottom w:val="single" w:color="CCCCCC" w:sz="1"/>
+              <w:right w:val="single" w:color="CCCCCC" w:sz="1"/>
+            </w:tcBorders>
+            <w:shd w:fill="E8F0F8" w:val="clear"/>
+            <w:tcMar>
+              <w:top w:type="dxa" w:w="80"/>
+              <w:left w:type="dxa" w:w="120"/>
+              <w:bottom w:type="dxa" w:w="80"/>
+              <w:right w:type="dxa" w:w="120"/>
+            </w:tcMar>
+          </w:tcPr>
+          <w:p>
+            <w:r>
+              <w:rPr>
+                <w:rFonts w:ascii="Arial" w:cs="Arial" w:eastAsia="Arial" w:hAnsi="Arial"/>
+                <w:b w:val="false"/>
+                <w:bCs w:val="false"/>
+                <w:color w:val="000000"/>
+                <w:sz w:val="20"/>
+                <w:szCs w:val="20"/>
+              </w:rPr>
+              <w:t xml:space="preserve">--import file:///loader.mjs ✅</w:t>
+            </w:r>
+          </w:p>
+        </w:tc>
+      </w:tr>
+      <w:tr>
+        <w:trPr>
+          <w:tblHeader w:val="false"/>
+        </w:trPr>
+        <w:tc>
+          <w:tcPr>
+            <w:tcW w:type="dxa" w:w="3400"/>
+            <w:tcBorders>
+              <w:top w:val="single" w:color="CCCCCC" w:sz="1"/>
+              <w:left w:val="single" w:color="CCCCCC" w:sz="1"/>
+              <w:bottom w:val="single" w:color="CCCCCC" w:sz="1"/>
+              <w:right w:val="single" w:color="CCCCCC" w:sz="1"/>
+            </w:tcBorders>
+            <w:shd w:fill="FFFFFF" w:val="clear"/>
+            <w:tcMar>
+              <w:top w:type="dxa" w:w="80"/>
+              <w:left w:type="dxa" w:w="120"/>
+              <w:bottom w:type="dxa" w:w="80"/>
+              <w:right w:type="dxa" w:w="120"/>
+            </w:tcMar>
+          </w:tcPr>
+          <w:p>
+            <w:r>
+              <w:rPr>
+                <w:rFonts w:ascii="Arial" w:cs="Arial" w:eastAsia="Arial" w:hAnsi="Arial"/>
+                <w:b w:val="false"/>
+                <w:bCs w:val="false"/>
+                <w:color w:val="000000"/>
+                <w:sz w:val="20"/>
+                <w:szCs w:val="20"/>
+              </w:rPr>
+              <w:t xml:space="preserve">Contrast: familySync is not a function</w:t>
+            </w:r>
+          </w:p>
+        </w:tc>
+        <w:tc>
+          <w:tcPr>
+            <w:tcW w:type="dxa" w:w="2680"/>
+            <w:tcBorders>
+              <w:top w:val="single" w:color="CCCCCC" w:sz="1"/>
+              <w:left w:val="single" w:color="CCCCCC" w:sz="1"/>
+              <w:bottom w:val="single" w:color="CCCCCC" w:sz="1"/>
+              <w:right w:val="single" w:color="CCCCCC" w:sz="1"/>
+            </w:tcBorders>
+            <w:shd w:fill="FFFFFF" w:val="clear"/>
+            <w:tcMar>
+              <w:top w:type="dxa" w:w="80"/>
+              <w:left w:type="dxa" w:w="120"/>
+              <w:bottom w:type="dxa" w:w="80"/>
+              <w:right w:type="dxa" w:w="120"/>
+            </w:tcMar>
+          </w:tcPr>
+          <w:p>
+            <w:r>
+              <w:rPr>
+                <w:rFonts w:ascii="Arial" w:cs="Arial" w:eastAsia="Arial" w:hAnsi="Arial"/>
+                <w:b w:val="false"/>
+                <w:bCs w:val="false"/>
+                <w:color w:val="000000"/>
+                <w:sz w:val="20"/>
+                <w:szCs w:val="20"/>
+              </w:rPr>
+              <w:t xml:space="preserve">detect-libc v2 removed synchronous familySync() API</w:t>
+            </w:r>
+          </w:p>
+        </w:tc>
+        <w:tc>
+          <w:tcPr>
+            <w:tcW w:type="dxa" w:w="3280"/>
+            <w:tcBorders>
+              <w:top w:val="single" w:color="CCCCCC" w:sz="1"/>
+              <w:left w:val="single" w:color="CCCCCC" w:sz="1"/>
+              <w:bottom w:val="single" w:color="CCCCCC" w:sz="1"/>
+              <w:right w:val="single" w:color="CCCCCC" w:sz="1"/>
+            </w:tcBorders>
+            <w:shd w:fill="FFFFFF" w:val="clear"/>
+            <w:tcMar>
+              <w:top w:type="dxa" w:w="80"/>
+              <w:left w:type="dxa" w:w="120"/>
+              <w:bottom w:type="dxa" w:w="80"/>
+              <w:right w:type="dxa" w:w="120"/>
+            </w:tcMar>
+          </w:tcPr>
+          <w:p>
+            <w:r>
+              <w:rPr>
+                <w:rFonts w:ascii="Arial" w:cs="Arial" w:eastAsia="Arial" w:hAnsi="Arial"/>
+                <w:b w:val="false"/>
+                <w:bCs w:val="false"/>
+                <w:color w:val="000000"/>
+                <w:sz w:val="20"/>
+                <w:szCs w:val="20"/>
+              </w:rPr>
+              <w:t xml:space="preserve">Module._load patch injects familySync shim ✅</w:t>
+            </w:r>
+          </w:p>
+        </w:tc>
+      </w:tr>
+      <w:tr>
+        <w:trPr>
+          <w:tblHeader w:val="false"/>
+        </w:trPr>
+        <w:tc>
+          <w:tcPr>
+            <w:tcW w:type="dxa" w:w="3400"/>
+            <w:tcBorders>
+              <w:top w:val="single" w:color="CCCCCC" w:sz="1"/>
+              <w:left w:val="single" w:color="CCCCCC" w:sz="1"/>
+              <w:bottom w:val="single" w:color="CCCCCC" w:sz="1"/>
+              <w:right w:val="single" w:color="CCCCCC" w:sz="1"/>
+            </w:tcBorders>
+            <w:shd w:fill="E8F0F8" w:val="clear"/>
+            <w:tcMar>
+              <w:top w:type="dxa" w:w="80"/>
+              <w:left w:type="dxa" w:w="120"/>
+              <w:bottom w:type="dxa" w:w="80"/>
+              <w:right w:type="dxa" w:w="120"/>
+            </w:tcMar>
+          </w:tcPr>
+          <w:p>
+            <w:r>
+              <w:rPr>
+                <w:rFonts w:ascii="Arial" w:cs="Arial" w:eastAsia="Arial" w:hAnsi="Arial"/>
+                <w:b w:val="false"/>
+                <w:bCs w:val="false"/>
+                <w:color w:val="000000"/>
+                <w:sz w:val="20"/>
+                <w:szCs w:val="20"/>
+              </w:rPr>
+              <w:t xml:space="preserve">Contrast: fireball-node.linux-arm64-gnu.node missing</w:t>
+            </w:r>
+          </w:p>
+        </w:tc>
+        <w:tc>
+          <w:tcPr>
+            <w:tcW w:type="dxa" w:w="2680"/>
+            <w:tcBorders>
+              <w:top w:val="single" w:color="CCCCCC" w:sz="1"/>
+              <w:left w:val="single" w:color="CCCCCC" w:sz="1"/>
+              <w:bottom w:val="single" w:color="CCCCCC" w:sz="1"/>
+              <w:right w:val="single" w:color="CCCCCC" w:sz="1"/>
+            </w:tcBorders>
+            <w:shd w:fill="E8F0F8" w:val="clear"/>
+            <w:tcMar>
+              <w:top w:type="dxa" w:w="80"/>
+              <w:left w:type="dxa" w:w="120"/>
+              <w:bottom w:type="dxa" w:w="80"/>
+              <w:right w:type="dxa" w:w="120"/>
+            </w:tcMar>
+          </w:tcPr>
+          <w:p>
+            <w:r>
+              <w:rPr>
+                <w:rFonts w:ascii="Arial" w:cs="Arial" w:eastAsia="Arial" w:hAnsi="Arial"/>
+                <w:b w:val="false"/>
+                <w:bCs w:val="false"/>
+                <w:color w:val="000000"/>
+                <w:sz w:val="20"/>
+                <w:szCs w:val="20"/>
+              </w:rPr>
+              <w:t xml:space="preserve">No ARM64 + Node.js v24 prebuilt binary in alpha</w:t>
+            </w:r>
+          </w:p>
+        </w:tc>
+        <w:tc>
+          <w:tcPr>
+            <w:tcW w:type="dxa" w:w="3280"/>
+            <w:tcBorders>
+              <w:top w:val="single" w:color="CCCCCC" w:sz="1"/>
+              <w:left w:val="single" w:color="CCCCCC" w:sz="1"/>
+              <w:bottom w:val="single" w:color="CCCCCC" w:sz="1"/>
+              <w:right w:val="single" w:color="CCCCCC" w:sz="1"/>
+            </w:tcBorders>
+            <w:shd w:fill="E8F0F8" w:val="clear"/>
+            <w:tcMar>
+              <w:top w:type="dxa" w:w="80"/>
+              <w:left w:type="dxa" w:w="120"/>
+              <w:bottom w:type="dxa" w:w="80"/>
+              <w:right w:type="dxa" w:w="120"/>
+            </w:tcMar>
+          </w:tcPr>
+          <w:p>
+            <w:r>
+              <w:rPr>
+                <w:rFonts w:ascii="Arial" w:cs="Arial" w:eastAsia="Arial" w:hAnsi="Arial"/>
+                <w:b w:val="false"/>
+                <w:bCs w:val="false"/>
+                <w:color w:val="000000"/>
+                <w:sz w:val="20"/>
+                <w:szCs w:val="20"/>
+              </w:rPr>
+              <w:t xml:space="preserve">No fix — package incompatible ❌</w:t>
+            </w:r>
+          </w:p>
+        </w:tc>
+      </w:tr>
+      <w:tr>
+        <w:trPr>
+          <w:tblHeader w:val="false"/>
+        </w:trPr>
+        <w:tc>
+          <w:tcPr>
+            <w:tcW w:type="dxa" w:w="3400"/>
+            <w:tcBorders>
+              <w:top w:val="single" w:color="CCCCCC" w:sz="1"/>
+              <w:left w:val="single" w:color="CCCCCC" w:sz="1"/>
+              <w:bottom w:val="single" w:color="CCCCCC" w:sz="1"/>
+              <w:right w:val="single" w:color="CCCCCC" w:sz="1"/>
+            </w:tcBorders>
+            <w:shd w:fill="FFFFFF" w:val="clear"/>
+            <w:tcMar>
+              <w:top w:type="dxa" w:w="80"/>
+              <w:left w:type="dxa" w:w="120"/>
+              <w:bottom w:type="dxa" w:w="80"/>
+              <w:right w:type="dxa" w:w="120"/>
+            </w:tcMar>
+          </w:tcPr>
+          <w:p>
+            <w:r>
+              <w:rPr>
+                <w:rFonts w:ascii="Arial" w:cs="Arial" w:eastAsia="Arial" w:hAnsi="Arial"/>
+                <w:b w:val="false"/>
+                <w:bCs w:val="false"/>
+                <w:color w:val="000000"/>
+                <w:sz w:val="20"/>
+                <w:szCs w:val="20"/>
+              </w:rPr>
+              <w:t xml:space="preserve">Datadog: libddwaf not loading (no wafVersion in log)</w:t>
+            </w:r>
+          </w:p>
+        </w:tc>
+        <w:tc>
+          <w:tcPr>
+            <w:tcW w:type="dxa" w:w="2680"/>
+            <w:tcBorders>
+              <w:top w:val="single" w:color="CCCCCC" w:sz="1"/>
+              <w:left w:val="single" w:color="CCCCCC" w:sz="1"/>
+              <w:bottom w:val="single" w:color="CCCCCC" w:sz="1"/>
+              <w:right w:val="single" w:color="CCCCCC" w:sz="1"/>
+            </w:tcBorders>
+            <w:shd w:fill="FFFFFF" w:val="clear"/>
+            <w:tcMar>
+              <w:top w:type="dxa" w:w="80"/>
+              <w:left w:type="dxa" w:w="120"/>
+              <w:bottom w:type="dxa" w:w="80"/>
+              <w:right w:type="dxa" w:w="120"/>
+            </w:tcMar>
+          </w:tcPr>
+          <w:p>
+            <w:r>
+              <w:rPr>
+                <w:rFonts w:ascii="Arial" w:cs="Arial" w:eastAsia="Arial" w:hAnsi="Arial"/>
+                <w:b w:val="false"/>
+                <w:bCs w:val="false"/>
+                <w:color w:val="000000"/>
+                <w:sz w:val="20"/>
+                <w:szCs w:val="20"/>
+              </w:rPr>
+              <w:t xml:space="preserve">detect-libc not installed; node-gyp-build falls back to linux-arm64 path; binary is at linuxglibc-arm64/</w:t>
+            </w:r>
+          </w:p>
+        </w:tc>
+        <w:tc>
+          <w:tcPr>
+            <w:tcW w:type="dxa" w:w="3280"/>
+            <w:tcBorders>
+              <w:top w:val="single" w:color="CCCCCC" w:sz="1"/>
+              <w:left w:val="single" w:color="CCCCCC" w:sz="1"/>
+              <w:bottom w:val="single" w:color="CCCCCC" w:sz="1"/>
+              <w:right w:val="single" w:color="CCCCCC" w:sz="1"/>
+            </w:tcBorders>
+            <w:shd w:fill="FFFFFF" w:val="clear"/>
+            <w:tcMar>
+              <w:top w:type="dxa" w:w="80"/>
+              <w:left w:type="dxa" w:w="120"/>
+              <w:bottom w:type="dxa" w:w="80"/>
+              <w:right w:type="dxa" w:w="120"/>
+            </w:tcMar>
+          </w:tcPr>
+          <w:p>
+            <w:r>
+              <w:rPr>
+                <w:rFonts w:ascii="Arial" w:cs="Arial" w:eastAsia="Arial" w:hAnsi="Arial"/>
+                <w:b w:val="false"/>
+                <w:bCs w:val="false"/>
+                <w:color w:val="000000"/>
+                <w:sz w:val="20"/>
+                <w:szCs w:val="20"/>
+              </w:rPr>
+              <w:t xml:space="preserve">npm install dd-trace@4 detect-libc@1 ✅</w:t>
+            </w:r>
+          </w:p>
+        </w:tc>
+      </w:tr>
+      <w:tr>
+        <w:trPr>
+          <w:tblHeader w:val="false"/>
+        </w:trPr>
+        <w:tc>
+          <w:tcPr>
+            <w:tcW w:type="dxa" w:w="3400"/>
+            <w:tcBorders>
+              <w:top w:val="single" w:color="CCCCCC" w:sz="1"/>
+              <w:left w:val="single" w:color="CCCCCC" w:sz="1"/>
+              <w:bottom w:val="single" w:color="CCCCCC" w:sz="1"/>
+              <w:right w:val="single" w:color="CCCCCC" w:sz="1"/>
+            </w:tcBorders>
+            <w:shd w:fill="E8F0F8" w:val="clear"/>
+            <w:tcMar>
+              <w:top w:type="dxa" w:w="80"/>
+              <w:left w:type="dxa" w:w="120"/>
+              <w:bottom w:type="dxa" w:w="80"/>
+              <w:right w:type="dxa" w:w="120"/>
+            </w:tcMar>
+          </w:tcPr>
+          <w:p>
+            <w:r>
+              <w:rPr>
+                <w:rFonts w:ascii="Arial" w:cs="Arial" w:eastAsia="Arial" w:hAnsi="Arial"/>
+                <w:b w:val="false"/>
+                <w:bCs w:val="false"/>
+                <w:color w:val="000000"/>
+                <w:sz w:val="20"/>
+                <w:szCs w:val="20"/>
+              </w:rPr>
+              <w:t xml:space="preserve">Datadog: dd-trace v5 returns 500</w:t>
+            </w:r>
+          </w:p>
+        </w:tc>
+        <w:tc>
+          <w:tcPr>
+            <w:tcW w:type="dxa" w:w="2680"/>
+            <w:tcBorders>
+              <w:top w:val="single" w:color="CCCCCC" w:sz="1"/>
+              <w:left w:val="single" w:color="CCCCCC" w:sz="1"/>
+              <w:bottom w:val="single" w:color="CCCCCC" w:sz="1"/>
+              <w:right w:val="single" w:color="CCCCCC" w:sz="1"/>
+            </w:tcBorders>
+            <w:shd w:fill="E8F0F8" w:val="clear"/>
+            <w:tcMar>
+              <w:top w:type="dxa" w:w="80"/>
+              <w:left w:type="dxa" w:w="120"/>
+              <w:bottom w:type="dxa" w:w="80"/>
+              <w:right w:type="dxa" w:w="120"/>
+            </w:tcMar>
+          </w:tcPr>
+          <w:p>
+            <w:r>
+              <w:rPr>
+                <w:rFonts w:ascii="Arial" w:cs="Arial" w:eastAsia="Arial" w:hAnsi="Arial"/>
+                <w:b w:val="false"/>
+                <w:bCs w:val="false"/>
+                <w:color w:val="000000"/>
+                <w:sz w:val="20"/>
+                <w:szCs w:val="20"/>
+              </w:rPr>
+              <w:t xml:space="preserve">v5 rules require connected Datadog agent for WAF rules</w:t>
+            </w:r>
+          </w:p>
+        </w:tc>
+        <w:tc>
+          <w:tcPr>
+            <w:tcW w:type="dxa" w:w="3280"/>
+            <w:tcBorders>
+              <w:top w:val="single" w:color="CCCCCC" w:sz="1"/>
+              <w:left w:val="single" w:color="CCCCCC" w:sz="1"/>
+              <w:bottom w:val="single" w:color="CCCCCC" w:sz="1"/>
+              <w:right w:val="single" w:color="CCCCCC" w:sz="1"/>
+            </w:tcBorders>
+            <w:shd w:fill="E8F0F8" w:val="clear"/>
+            <w:tcMar>
+              <w:top w:type="dxa" w:w="80"/>
+              <w:left w:type="dxa" w:w="120"/>
+              <w:bottom w:type="dxa" w:w="80"/>
+              <w:right w:type="dxa" w:w="120"/>
+            </w:tcMar>
+          </w:tcPr>
+          <w:p>
+            <w:r>
+              <w:rPr>
+                <w:rFonts w:ascii="Arial" w:cs="Arial" w:eastAsia="Arial" w:hAnsi="Arial"/>
+                <w:b w:val="false"/>
+                <w:bCs w:val="false"/>
+                <w:color w:val="000000"/>
+                <w:sz w:val="20"/>
+                <w:szCs w:val="20"/>
+              </w:rPr>
+              <w:t xml:space="preserve">Pin to dd-trace@4 ✅</w:t>
+            </w:r>
+          </w:p>
+        </w:tc>
+      </w:tr>
+      <w:tr>
+        <w:trPr>
+          <w:tblHeader w:val="false"/>
+        </w:trPr>
+        <w:tc>
+          <w:tcPr>
+            <w:tcW w:type="dxa" w:w="3400"/>
+            <w:tcBorders>
+              <w:top w:val="single" w:color="CCCCCC" w:sz="1"/>
+              <w:left w:val="single" w:color="CCCCCC" w:sz="1"/>
+              <w:bottom w:val="single" w:color="CCCCCC" w:sz="1"/>
+              <w:right w:val="single" w:color="CCCCCC" w:sz="1"/>
+            </w:tcBorders>
+            <w:shd w:fill="FFFFFF" w:val="clear"/>
+            <w:tcMar>
+              <w:top w:type="dxa" w:w="80"/>
+              <w:left w:type="dxa" w:w="120"/>
+              <w:bottom w:type="dxa" w:w="80"/>
+              <w:right w:type="dxa" w:w="120"/>
+            </w:tcMar>
+          </w:tcPr>
+          <w:p>
+            <w:r>
+              <w:rPr>
+                <w:rFonts w:ascii="Arial" w:cs="Arial" w:eastAsia="Arial" w:hAnsi="Arial"/>
+                <w:b w:val="false"/>
+                <w:bCs w:val="false"/>
+                <w:color w:val="000000"/>
+                <w:sz w:val="20"/>
+                <w:szCs w:val="20"/>
+              </w:rPr>
+              <w:t xml:space="preserve">Datadog: WAF detects but does not block (500 not 403)</w:t>
+            </w:r>
+          </w:p>
+        </w:tc>
+        <w:tc>
+          <w:tcPr>
+            <w:tcW w:type="dxa" w:w="2680"/>
+            <w:tcBorders>
+              <w:top w:val="single" w:color="CCCCCC" w:sz="1"/>
+              <w:left w:val="single" w:color="CCCCCC" w:sz="1"/>
+              <w:bottom w:val="single" w:color="CCCCCC" w:sz="1"/>
+              <w:right w:val="single" w:color="CCCCCC" w:sz="1"/>
+            </w:tcBorders>
+            <w:shd w:fill="FFFFFF" w:val="clear"/>
+            <w:tcMar>
+              <w:top w:type="dxa" w:w="80"/>
+              <w:left w:type="dxa" w:w="120"/>
+              <w:bottom w:type="dxa" w:w="80"/>
+              <w:right w:type="dxa" w:w="120"/>
+            </w:tcMar>
+          </w:tcPr>
+          <w:p>
+            <w:r>
+              <w:rPr>
+                <w:rFonts w:ascii="Arial" w:cs="Arial" w:eastAsia="Arial" w:hAnsi="Arial"/>
+                <w:b w:val="false"/>
+                <w:bCs w:val="false"/>
+                <w:color w:val="000000"/>
+                <w:sz w:val="20"/>
+                <w:szCs w:val="20"/>
+              </w:rPr>
+              <w:t xml:space="preserve">dd-trace v4 default rules have on_match:[] (monitoring mode)</w:t>
+            </w:r>
+          </w:p>
+        </w:tc>
+        <w:tc>
+          <w:tcPr>
+            <w:tcW w:type="dxa" w:w="3280"/>
+            <w:tcBorders>
+              <w:top w:val="single" w:color="CCCCCC" w:sz="1"/>
+              <w:left w:val="single" w:color="CCCCCC" w:sz="1"/>
+              <w:bottom w:val="single" w:color="CCCCCC" w:sz="1"/>
+              <w:right w:val="single" w:color="CCCCCC" w:sz="1"/>
+            </w:tcBorders>
+            <w:shd w:fill="FFFFFF" w:val="clear"/>
+            <w:tcMar>
+              <w:top w:type="dxa" w:w="80"/>
+              <w:left w:type="dxa" w:w="120"/>
+              <w:bottom w:type="dxa" w:w="80"/>
+              <w:right w:type="dxa" w:w="120"/>
+            </w:tcMar>
+          </w:tcPr>
+          <w:p>
+            <w:r>
+              <w:rPr>
+                <w:rFonts w:ascii="Arial" w:cs="Arial" w:eastAsia="Arial" w:hAnsi="Arial"/>
+                <w:b w:val="false"/>
+                <w:bCs w:val="false"/>
+                <w:color w:val="000000"/>
+                <w:sz w:val="20"/>
+                <w:szCs w:val="20"/>
+              </w:rPr>
+              <w:t xml:space="preserve">dd-blocking-rules.json with on_match:[block] + DD_APPSEC_RULES ✅</w:t>
+            </w:r>
+          </w:p>
+        </w:tc>
+      </w:tr>
+      <w:tr>
+        <w:trPr>
+          <w:tblHeader w:val="false"/>
+        </w:trPr>
+        <w:tc>
+          <w:tcPr>
+            <w:tcW w:type="dxa" w:w="3400"/>
+            <w:tcBorders>
+              <w:top w:val="single" w:color="CCCCCC" w:sz="1"/>
+              <w:left w:val="single" w:color="CCCCCC" w:sz="1"/>
+              <w:bottom w:val="single" w:color="CCCCCC" w:sz="1"/>
+              <w:right w:val="single" w:color="CCCCCC" w:sz="1"/>
+            </w:tcBorders>
+            <w:shd w:fill="E8F0F8" w:val="clear"/>
+            <w:tcMar>
+              <w:top w:type="dxa" w:w="80"/>
+              <w:left w:type="dxa" w:w="120"/>
+              <w:bottom w:type="dxa" w:w="80"/>
+              <w:right w:type="dxa" w:w="120"/>
+            </w:tcMar>
+          </w:tcPr>
+          <w:p>
+            <w:r>
+              <w:rPr>
+                <w:rFonts w:ascii="Arial" w:cs="Arial" w:eastAsia="Arial" w:hAnsi="Arial"/>
+                <w:b w:val="false"/>
+                <w:bCs w:val="false"/>
+                <w:color w:val="000000"/>
+                <w:sz w:val="20"/>
+                <w:szCs w:val="20"/>
+              </w:rPr>
+              <w:t xml:space="preserve">docker cp to distroless → EACCES</w:t>
+            </w:r>
+          </w:p>
+        </w:tc>
+        <w:tc>
+          <w:tcPr>
+            <w:tcW w:type="dxa" w:w="2680"/>
+            <w:tcBorders>
+              <w:top w:val="single" w:color="CCCCCC" w:sz="1"/>
+              <w:left w:val="single" w:color="CCCCCC" w:sz="1"/>
+              <w:bottom w:val="single" w:color="CCCCCC" w:sz="1"/>
+              <w:right w:val="single" w:color="CCCCCC" w:sz="1"/>
+            </w:tcBorders>
+            <w:shd w:fill="E8F0F8" w:val="clear"/>
+            <w:tcMar>
+              <w:top w:type="dxa" w:w="80"/>
+              <w:left w:type="dxa" w:w="120"/>
+              <w:bottom w:type="dxa" w:w="80"/>
+              <w:right w:type="dxa" w:w="120"/>
+            </w:tcMar>
+          </w:tcPr>
+          <w:p>
+            <w:r>
+              <w:rPr>
+                <w:rFonts w:ascii="Arial" w:cs="Arial" w:eastAsia="Arial" w:hAnsi="Arial"/>
+                <w:b w:val="false"/>
+                <w:bCs w:val="false"/>
+                <w:color w:val="000000"/>
+                <w:sz w:val="20"/>
+                <w:szCs w:val="20"/>
+              </w:rPr>
+              <w:t xml:space="preserve">docker cp copies as root; container runs as uid 65532</w:t>
+            </w:r>
+          </w:p>
+        </w:tc>
+        <w:tc>
+          <w:tcPr>
+            <w:tcW w:type="dxa" w:w="3280"/>
+            <w:tcBorders>
+              <w:top w:val="single" w:color="CCCCCC" w:sz="1"/>
+              <w:left w:val="single" w:color="CCCCCC" w:sz="1"/>
+              <w:bottom w:val="single" w:color="CCCCCC" w:sz="1"/>
+              <w:right w:val="single" w:color="CCCCCC" w:sz="1"/>
+            </w:tcBorders>
+            <w:shd w:fill="E8F0F8" w:val="clear"/>
+            <w:tcMar>
+              <w:top w:type="dxa" w:w="80"/>
+              <w:left w:type="dxa" w:w="120"/>
+              <w:bottom w:type="dxa" w:w="80"/>
+              <w:right w:type="dxa" w:w="120"/>
+            </w:tcMar>
+          </w:tcPr>
+          <w:p>
+            <w:r>
+              <w:rPr>
+                <w:rFonts w:ascii="Arial" w:cs="Arial" w:eastAsia="Arial" w:hAnsi="Arial"/>
+                <w:b w:val="false"/>
+                <w:bCs w:val="false"/>
+                <w:color w:val="000000"/>
+                <w:sz w:val="20"/>
+                <w:szCs w:val="20"/>
+              </w:rPr>
+              <w:t xml:space="preserve">Rebuild with COPY --chmod=644 in Dockerfile ✅</w:t>
+            </w:r>
+          </w:p>
+        </w:tc>
+      </w:tr>
     </w:tbl>
     <w:p>
       <w:r>
@@ -3440,7 +4126,992 @@
         <w:pStyle w:val="Heading1"/>
       </w:pPr>
       <w:r>
-        <w:t xml:space="preserve">5. Pending Exercises and Next Steps</w:t>
+        <w:t xml:space="preserve">5. Exercise Results — All Exercises</w:t>
+      </w:r>
+    </w:p>
+    <w:tbl>
+      <w:tblPr>
+        <w:tblW w:type="dxa" w:w="9360"/>
+        <w:tblBorders>
+          <w:top w:val="single" w:color="auto" w:sz="4"/>
+          <w:left w:val="single" w:color="auto" w:sz="4"/>
+          <w:bottom w:val="single" w:color="auto" w:sz="4"/>
+          <w:right w:val="single" w:color="auto" w:sz="4"/>
+          <w:insideH w:val="single" w:color="auto" w:sz="4"/>
+          <w:insideV w:val="single" w:color="auto" w:sz="4"/>
+        </w:tblBorders>
+      </w:tblPr>
+      <w:tblGrid>
+        <w:gridCol w:w="700"/>
+        <w:gridCol w:w="2000"/>
+        <w:gridCol w:w="2000"/>
+        <w:gridCol w:w="1400"/>
+        <w:gridCol w:w="3260"/>
+      </w:tblGrid>
+      <w:tr>
+        <w:trPr>
+          <w:tblHeader/>
+        </w:trPr>
+        <w:tc>
+          <w:tcPr>
+            <w:tcW w:type="dxa" w:w="700"/>
+            <w:shd w:fill="1F4E79" w:val="clear"/>
+            <w:tcMar>
+              <w:top w:type="dxa" w:w="80"/>
+              <w:left w:type="dxa" w:w="120"/>
+              <w:bottom w:type="dxa" w:w="80"/>
+              <w:right w:type="dxa" w:w="120"/>
+            </w:tcMar>
+          </w:tcPr>
+          <w:p>
+            <w:r>
+              <w:rPr>
+                <w:rFonts w:ascii="Arial" w:hAnsi="Arial"/>
+                <w:b/>
+                <w:color w:val="FFFFFF"/>
+                <w:sz w:val="20"/>
+              </w:rPr>
+              <w:t xml:space="preserve">#</w:t>
+            </w:r>
+          </w:p>
+        </w:tc>
+        <w:tc>
+          <w:tcPr>
+            <w:tcW w:type="dxa" w:w="2000"/>
+            <w:shd w:fill="1F4E79" w:val="clear"/>
+            <w:tcMar>
+              <w:top w:type="dxa" w:w="80"/>
+              <w:left w:type="dxa" w:w="120"/>
+              <w:bottom w:type="dxa" w:w="80"/>
+              <w:right w:type="dxa" w:w="120"/>
+            </w:tcMar>
+          </w:tcPr>
+          <w:p>
+            <w:r>
+              <w:rPr>
+                <w:rFonts w:ascii="Arial" w:hAnsi="Arial"/>
+                <w:b/>
+                <w:color w:val="FFFFFF"/>
+                <w:sz w:val="20"/>
+              </w:rPr>
+              <w:t xml:space="preserve">Exercise</w:t>
+            </w:r>
+          </w:p>
+        </w:tc>
+        <w:tc>
+          <w:tcPr>
+            <w:tcW w:type="dxa" w:w="2000"/>
+            <w:shd w:fill="1F4E79" w:val="clear"/>
+            <w:tcMar>
+              <w:top w:type="dxa" w:w="80"/>
+              <w:left w:type="dxa" w:w="120"/>
+              <w:bottom w:type="dxa" w:w="80"/>
+              <w:right w:type="dxa" w:w="120"/>
+            </w:tcMar>
+          </w:tcPr>
+          <w:p>
+            <w:r>
+              <w:rPr>
+                <w:rFonts w:ascii="Arial" w:hAnsi="Arial"/>
+                <w:b/>
+                <w:color w:val="FFFFFF"/>
+                <w:sz w:val="20"/>
+              </w:rPr>
+              <w:t xml:space="preserve">Tool</w:t>
+            </w:r>
+          </w:p>
+        </w:tc>
+        <w:tc>
+          <w:tcPr>
+            <w:tcW w:type="dxa" w:w="1400"/>
+            <w:shd w:fill="1F4E79" w:val="clear"/>
+            <w:tcMar>
+              <w:top w:type="dxa" w:w="80"/>
+              <w:left w:type="dxa" w:w="120"/>
+              <w:bottom w:type="dxa" w:w="80"/>
+              <w:right w:type="dxa" w:w="120"/>
+            </w:tcMar>
+          </w:tcPr>
+          <w:p>
+            <w:r>
+              <w:rPr>
+                <w:rFonts w:ascii="Arial" w:hAnsi="Arial"/>
+                <w:b/>
+                <w:color w:val="FFFFFF"/>
+                <w:sz w:val="20"/>
+              </w:rPr>
+              <w:t xml:space="preserve">Status</w:t>
+            </w:r>
+          </w:p>
+        </w:tc>
+        <w:tc>
+          <w:tcPr>
+            <w:tcW w:type="dxa" w:w="3260"/>
+            <w:shd w:fill="1F4E79" w:val="clear"/>
+            <w:tcMar>
+              <w:top w:type="dxa" w:w="80"/>
+              <w:left w:type="dxa" w:w="120"/>
+              <w:bottom w:type="dxa" w:w="80"/>
+              <w:right w:type="dxa" w:w="120"/>
+            </w:tcMar>
+          </w:tcPr>
+          <w:p>
+            <w:r>
+              <w:rPr>
+                <w:rFonts w:ascii="Arial" w:hAnsi="Arial"/>
+                <w:b/>
+                <w:color w:val="FFFFFF"/>
+                <w:sz w:val="20"/>
+              </w:rPr>
+              <w:t xml:space="preserve">Confirmed Result</w:t>
+            </w:r>
+          </w:p>
+        </w:tc>
+      </w:tr>
+      <w:tr>
+        <w:trPr>
+          <w:tblHeader w:val="false"/>
+        </w:trPr>
+        <w:tc>
+          <w:tcPr>
+            <w:tcW w:type="dxa" w:w="700"/>
+            <w:tcBorders>
+              <w:top w:val="single" w:color="CCCCCC" w:sz="1"/>
+              <w:left w:val="single" w:color="CCCCCC" w:sz="1"/>
+              <w:bottom w:val="single" w:color="CCCCCC" w:sz="1"/>
+              <w:right w:val="single" w:color="CCCCCC" w:sz="1"/>
+            </w:tcBorders>
+            <w:shd w:fill="FFFFFF" w:val="clear"/>
+            <w:tcMar>
+              <w:top w:type="dxa" w:w="80"/>
+              <w:left w:type="dxa" w:w="120"/>
+              <w:bottom w:type="dxa" w:w="80"/>
+              <w:right w:type="dxa" w:w="120"/>
+            </w:tcMar>
+          </w:tcPr>
+          <w:p>
+            <w:r>
+              <w:rPr>
+                <w:rFonts w:ascii="Arial" w:hAnsi="Arial"/>
+                <w:sz w:val="20"/>
+              </w:rPr>
+              <w:t xml:space="preserve">4.6.1</w:t>
+            </w:r>
+          </w:p>
+        </w:tc>
+        <w:tc>
+          <w:tcPr>
+            <w:tcW w:type="dxa" w:w="2000"/>
+            <w:tcBorders>
+              <w:top w:val="single" w:color="CCCCCC" w:sz="1"/>
+              <w:left w:val="single" w:color="CCCCCC" w:sz="1"/>
+              <w:bottom w:val="single" w:color="CCCCCC" w:sz="1"/>
+              <w:right w:val="single" w:color="CCCCCC" w:sz="1"/>
+            </w:tcBorders>
+            <w:shd w:fill="FFFFFF" w:val="clear"/>
+            <w:tcMar>
+              <w:top w:type="dxa" w:w="80"/>
+              <w:left w:type="dxa" w:w="120"/>
+              <w:bottom w:type="dxa" w:w="80"/>
+              <w:right w:type="dxa" w:w="120"/>
+            </w:tcMar>
+          </w:tcPr>
+          <w:p>
+            <w:r>
+              <w:rPr>
+                <w:rFonts w:ascii="Arial" w:hAnsi="Arial"/>
+                <w:sz w:val="20"/>
+              </w:rPr>
+              <w:t xml:space="preserve">Deploy custom RASP</w:t>
+            </w:r>
+          </w:p>
+        </w:tc>
+        <w:tc>
+          <w:tcPr>
+            <w:tcW w:type="dxa" w:w="2000"/>
+            <w:tcBorders>
+              <w:top w:val="single" w:color="CCCCCC" w:sz="1"/>
+              <w:left w:val="single" w:color="CCCCCC" w:sz="1"/>
+              <w:bottom w:val="single" w:color="CCCCCC" w:sz="1"/>
+              <w:right w:val="single" w:color="CCCCCC" w:sz="1"/>
+            </w:tcBorders>
+            <w:shd w:fill="FFFFFF" w:val="clear"/>
+            <w:tcMar>
+              <w:top w:type="dxa" w:w="80"/>
+              <w:left w:type="dxa" w:w="120"/>
+              <w:bottom w:type="dxa" w:w="80"/>
+              <w:right w:type="dxa" w:w="120"/>
+            </w:tcMar>
+          </w:tcPr>
+          <w:p>
+            <w:r>
+              <w:rPr>
+                <w:rFonts w:ascii="Arial" w:hAnsi="Arial"/>
+                <w:sz w:val="20"/>
+              </w:rPr>
+              <w:t xml:space="preserve">rasp-hook.js</w:t>
+            </w:r>
+          </w:p>
+        </w:tc>
+        <w:tc>
+          <w:tcPr>
+            <w:tcW w:type="dxa" w:w="1400"/>
+            <w:tcBorders>
+              <w:top w:val="single" w:color="CCCCCC" w:sz="1"/>
+              <w:left w:val="single" w:color="CCCCCC" w:sz="1"/>
+              <w:bottom w:val="single" w:color="CCCCCC" w:sz="1"/>
+              <w:right w:val="single" w:color="CCCCCC" w:sz="1"/>
+            </w:tcBorders>
+            <w:shd w:fill="FFFFFF" w:val="clear"/>
+            <w:tcMar>
+              <w:top w:type="dxa" w:w="80"/>
+              <w:left w:type="dxa" w:w="120"/>
+              <w:bottom w:type="dxa" w:w="80"/>
+              <w:right w:type="dxa" w:w="120"/>
+            </w:tcMar>
+          </w:tcPr>
+          <w:p>
+            <w:r>
+              <w:rPr>
+                <w:rFonts w:ascii="Arial" w:hAnsi="Arial"/>
+                <w:sz w:val="20"/>
+              </w:rPr>
+              <w:t xml:space="preserve">✅ Working</w:t>
+            </w:r>
+          </w:p>
+        </w:tc>
+        <w:tc>
+          <w:tcPr>
+            <w:tcW w:type="dxa" w:w="3260"/>
+            <w:tcBorders>
+              <w:top w:val="single" w:color="CCCCCC" w:sz="1"/>
+              <w:left w:val="single" w:color="CCCCCC" w:sz="1"/>
+              <w:bottom w:val="single" w:color="CCCCCC" w:sz="1"/>
+              <w:right w:val="single" w:color="CCCCCC" w:sz="1"/>
+            </w:tcBorders>
+            <w:shd w:fill="FFFFFF" w:val="clear"/>
+            <w:tcMar>
+              <w:top w:type="dxa" w:w="80"/>
+              <w:left w:type="dxa" w:w="120"/>
+              <w:bottom w:type="dxa" w:w="80"/>
+              <w:right w:type="dxa" w:w="120"/>
+            </w:tcMar>
+          </w:tcPr>
+          <w:p>
+            <w:r>
+              <w:rPr>
+                <w:rFonts w:ascii="Arial" w:hAnsi="Arial"/>
+                <w:sz w:val="20"/>
+              </w:rPr>
+              <w:t xml:space="preserve">Agent hooks active; startup log confirmed</w:t>
+            </w:r>
+          </w:p>
+        </w:tc>
+      </w:tr>
+      <w:tr>
+        <w:trPr>
+          <w:tblHeader w:val="false"/>
+        </w:trPr>
+        <w:tc>
+          <w:tcPr>
+            <w:tcW w:type="dxa" w:w="700"/>
+            <w:tcBorders>
+              <w:top w:val="single" w:color="CCCCCC" w:sz="1"/>
+              <w:left w:val="single" w:color="CCCCCC" w:sz="1"/>
+              <w:bottom w:val="single" w:color="CCCCCC" w:sz="1"/>
+              <w:right w:val="single" w:color="CCCCCC" w:sz="1"/>
+            </w:tcBorders>
+            <w:shd w:fill="E8F0F8" w:val="clear"/>
+            <w:tcMar>
+              <w:top w:type="dxa" w:w="80"/>
+              <w:left w:type="dxa" w:w="120"/>
+              <w:bottom w:type="dxa" w:w="80"/>
+              <w:right w:type="dxa" w:w="120"/>
+            </w:tcMar>
+          </w:tcPr>
+          <w:p>
+            <w:r>
+              <w:rPr>
+                <w:rFonts w:ascii="Arial" w:hAnsi="Arial"/>
+                <w:sz w:val="20"/>
+              </w:rPr>
+              <w:t xml:space="preserve">4.6.2</w:t>
+            </w:r>
+          </w:p>
+        </w:tc>
+        <w:tc>
+          <w:tcPr>
+            <w:tcW w:type="dxa" w:w="2000"/>
+            <w:tcBorders>
+              <w:top w:val="single" w:color="CCCCCC" w:sz="1"/>
+              <w:left w:val="single" w:color="CCCCCC" w:sz="1"/>
+              <w:bottom w:val="single" w:color="CCCCCC" w:sz="1"/>
+              <w:right w:val="single" w:color="CCCCCC" w:sz="1"/>
+            </w:tcBorders>
+            <w:shd w:fill="E8F0F8" w:val="clear"/>
+            <w:tcMar>
+              <w:top w:type="dxa" w:w="80"/>
+              <w:left w:type="dxa" w:w="120"/>
+              <w:bottom w:type="dxa" w:w="80"/>
+              <w:right w:type="dxa" w:w="120"/>
+            </w:tcMar>
+          </w:tcPr>
+          <w:p>
+            <w:r>
+              <w:rPr>
+                <w:rFonts w:ascii="Arial" w:hAnsi="Arial"/>
+                <w:sz w:val="20"/>
+              </w:rPr>
+              <w:t xml:space="preserve">SQLi blocked at runtime</w:t>
+            </w:r>
+          </w:p>
+        </w:tc>
+        <w:tc>
+          <w:tcPr>
+            <w:tcW w:type="dxa" w:w="2000"/>
+            <w:tcBorders>
+              <w:top w:val="single" w:color="CCCCCC" w:sz="1"/>
+              <w:left w:val="single" w:color="CCCCCC" w:sz="1"/>
+              <w:bottom w:val="single" w:color="CCCCCC" w:sz="1"/>
+              <w:right w:val="single" w:color="CCCCCC" w:sz="1"/>
+            </w:tcBorders>
+            <w:shd w:fill="E8F0F8" w:val="clear"/>
+            <w:tcMar>
+              <w:top w:type="dxa" w:w="80"/>
+              <w:left w:type="dxa" w:w="120"/>
+              <w:bottom w:type="dxa" w:w="80"/>
+              <w:right w:type="dxa" w:w="120"/>
+            </w:tcMar>
+          </w:tcPr>
+          <w:p>
+            <w:r>
+              <w:rPr>
+                <w:rFonts w:ascii="Arial" w:hAnsi="Arial"/>
+                <w:sz w:val="20"/>
+              </w:rPr>
+              <w:t xml:space="preserve">rasp-hook.js</w:t>
+            </w:r>
+          </w:p>
+        </w:tc>
+        <w:tc>
+          <w:tcPr>
+            <w:tcW w:type="dxa" w:w="1400"/>
+            <w:tcBorders>
+              <w:top w:val="single" w:color="CCCCCC" w:sz="1"/>
+              <w:left w:val="single" w:color="CCCCCC" w:sz="1"/>
+              <w:bottom w:val="single" w:color="CCCCCC" w:sz="1"/>
+              <w:right w:val="single" w:color="CCCCCC" w:sz="1"/>
+            </w:tcBorders>
+            <w:shd w:fill="E8F0F8" w:val="clear"/>
+            <w:tcMar>
+              <w:top w:type="dxa" w:w="80"/>
+              <w:left w:type="dxa" w:w="120"/>
+              <w:bottom w:type="dxa" w:w="80"/>
+              <w:right w:type="dxa" w:w="120"/>
+            </w:tcMar>
+          </w:tcPr>
+          <w:p>
+            <w:r>
+              <w:rPr>
+                <w:rFonts w:ascii="Arial" w:hAnsi="Arial"/>
+                <w:sz w:val="20"/>
+              </w:rPr>
+              <w:t xml:space="preserve">✅ Working</w:t>
+            </w:r>
+          </w:p>
+        </w:tc>
+        <w:tc>
+          <w:tcPr>
+            <w:tcW w:type="dxa" w:w="3260"/>
+            <w:tcBorders>
+              <w:top w:val="single" w:color="CCCCCC" w:sz="1"/>
+              <w:left w:val="single" w:color="CCCCCC" w:sz="1"/>
+              <w:bottom w:val="single" w:color="CCCCCC" w:sz="1"/>
+              <w:right w:val="single" w:color="CCCCCC" w:sz="1"/>
+            </w:tcBorders>
+            <w:shd w:fill="E8F0F8" w:val="clear"/>
+            <w:tcMar>
+              <w:top w:type="dxa" w:w="80"/>
+              <w:left w:type="dxa" w:w="120"/>
+              <w:bottom w:type="dxa" w:w="80"/>
+              <w:right w:type="dxa" w:w="120"/>
+            </w:tcMar>
+          </w:tcPr>
+          <w:p>
+            <w:r>
+              <w:rPr>
+                <w:rFonts w:ascii="Arial" w:hAnsi="Arial"/>
+                <w:sz w:val="20"/>
+              </w:rPr>
+              <w:t xml:space="preserve">403 for 3 payloads; 200 for clean search</w:t>
+            </w:r>
+          </w:p>
+        </w:tc>
+      </w:tr>
+      <w:tr>
+        <w:trPr>
+          <w:tblHeader w:val="false"/>
+        </w:trPr>
+        <w:tc>
+          <w:tcPr>
+            <w:tcW w:type="dxa" w:w="700"/>
+            <w:tcBorders>
+              <w:top w:val="single" w:color="CCCCCC" w:sz="1"/>
+              <w:left w:val="single" w:color="CCCCCC" w:sz="1"/>
+              <w:bottom w:val="single" w:color="CCCCCC" w:sz="1"/>
+              <w:right w:val="single" w:color="CCCCCC" w:sz="1"/>
+            </w:tcBorders>
+            <w:shd w:fill="FFFFFF" w:val="clear"/>
+            <w:tcMar>
+              <w:top w:type="dxa" w:w="80"/>
+              <w:left w:type="dxa" w:w="120"/>
+              <w:bottom w:type="dxa" w:w="80"/>
+              <w:right w:type="dxa" w:w="120"/>
+            </w:tcMar>
+          </w:tcPr>
+          <w:p>
+            <w:r>
+              <w:rPr>
+                <w:rFonts w:ascii="Arial" w:hAnsi="Arial"/>
+                <w:sz w:val="20"/>
+              </w:rPr>
+              <w:t xml:space="preserve">4.6.3</w:t>
+            </w:r>
+          </w:p>
+        </w:tc>
+        <w:tc>
+          <w:tcPr>
+            <w:tcW w:type="dxa" w:w="2000"/>
+            <w:tcBorders>
+              <w:top w:val="single" w:color="CCCCCC" w:sz="1"/>
+              <w:left w:val="single" w:color="CCCCCC" w:sz="1"/>
+              <w:bottom w:val="single" w:color="CCCCCC" w:sz="1"/>
+              <w:right w:val="single" w:color="CCCCCC" w:sz="1"/>
+            </w:tcBorders>
+            <w:shd w:fill="FFFFFF" w:val="clear"/>
+            <w:tcMar>
+              <w:top w:type="dxa" w:w="80"/>
+              <w:left w:type="dxa" w:w="120"/>
+              <w:bottom w:type="dxa" w:w="80"/>
+              <w:right w:type="dxa" w:w="120"/>
+            </w:tcMar>
+          </w:tcPr>
+          <w:p>
+            <w:r>
+              <w:rPr>
+                <w:rFonts w:ascii="Arial" w:hAnsi="Arial"/>
+                <w:sz w:val="20"/>
+              </w:rPr>
+              <w:t xml:space="preserve">Contrast RASP v3</w:t>
+            </w:r>
+          </w:p>
+        </w:tc>
+        <w:tc>
+          <w:tcPr>
+            <w:tcW w:type="dxa" w:w="2000"/>
+            <w:tcBorders>
+              <w:top w:val="single" w:color="CCCCCC" w:sz="1"/>
+              <w:left w:val="single" w:color="CCCCCC" w:sz="1"/>
+              <w:bottom w:val="single" w:color="CCCCCC" w:sz="1"/>
+              <w:right w:val="single" w:color="CCCCCC" w:sz="1"/>
+            </w:tcBorders>
+            <w:shd w:fill="FFFFFF" w:val="clear"/>
+            <w:tcMar>
+              <w:top w:type="dxa" w:w="80"/>
+              <w:left w:type="dxa" w:w="120"/>
+              <w:bottom w:type="dxa" w:w="80"/>
+              <w:right w:type="dxa" w:w="120"/>
+            </w:tcMar>
+          </w:tcPr>
+          <w:p>
+            <w:r>
+              <w:rPr>
+                <w:rFonts w:ascii="Arial" w:hAnsi="Arial"/>
+                <w:sz w:val="20"/>
+              </w:rPr>
+              <w:t xml:space="preserve">@contrast/rasp-v3</w:t>
+            </w:r>
+          </w:p>
+        </w:tc>
+        <w:tc>
+          <w:tcPr>
+            <w:tcW w:type="dxa" w:w="1400"/>
+            <w:tcBorders>
+              <w:top w:val="single" w:color="CCCCCC" w:sz="1"/>
+              <w:left w:val="single" w:color="CCCCCC" w:sz="1"/>
+              <w:bottom w:val="single" w:color="CCCCCC" w:sz="1"/>
+              <w:right w:val="single" w:color="CCCCCC" w:sz="1"/>
+            </w:tcBorders>
+            <w:shd w:fill="FFFFFF" w:val="clear"/>
+            <w:tcMar>
+              <w:top w:type="dxa" w:w="80"/>
+              <w:left w:type="dxa" w:w="120"/>
+              <w:bottom w:type="dxa" w:w="80"/>
+              <w:right w:type="dxa" w:w="120"/>
+            </w:tcMar>
+          </w:tcPr>
+          <w:p>
+            <w:r>
+              <w:rPr>
+                <w:rFonts w:ascii="Arial" w:hAnsi="Arial"/>
+                <w:sz w:val="20"/>
+              </w:rPr>
+              <w:t xml:space="preserve">❌ Incompatible</w:t>
+            </w:r>
+          </w:p>
+        </w:tc>
+        <w:tc>
+          <w:tcPr>
+            <w:tcW w:type="dxa" w:w="3260"/>
+            <w:tcBorders>
+              <w:top w:val="single" w:color="CCCCCC" w:sz="1"/>
+              <w:left w:val="single" w:color="CCCCCC" w:sz="1"/>
+              <w:bottom w:val="single" w:color="CCCCCC" w:sz="1"/>
+              <w:right w:val="single" w:color="CCCCCC" w:sz="1"/>
+            </w:tcBorders>
+            <w:shd w:fill="FFFFFF" w:val="clear"/>
+            <w:tcMar>
+              <w:top w:type="dxa" w:w="80"/>
+              <w:left w:type="dxa" w:w="120"/>
+              <w:bottom w:type="dxa" w:w="80"/>
+              <w:right w:type="dxa" w:w="120"/>
+            </w:tcMar>
+          </w:tcPr>
+          <w:p>
+            <w:r>
+              <w:rPr>
+                <w:rFonts w:ascii="Arial" w:hAnsi="Arial"/>
+                <w:sz w:val="20"/>
+              </w:rPr>
+              <w:t xml:space="preserve">ARM64 + Node v24: fireball prebuilt missing</w:t>
+            </w:r>
+          </w:p>
+        </w:tc>
+      </w:tr>
+      <w:tr>
+        <w:trPr>
+          <w:tblHeader w:val="false"/>
+        </w:trPr>
+        <w:tc>
+          <w:tcPr>
+            <w:tcW w:type="dxa" w:w="700"/>
+            <w:tcBorders>
+              <w:top w:val="single" w:color="CCCCCC" w:sz="1"/>
+              <w:left w:val="single" w:color="CCCCCC" w:sz="1"/>
+              <w:bottom w:val="single" w:color="CCCCCC" w:sz="1"/>
+              <w:right w:val="single" w:color="CCCCCC" w:sz="1"/>
+            </w:tcBorders>
+            <w:shd w:fill="E8F0F8" w:val="clear"/>
+            <w:tcMar>
+              <w:top w:type="dxa" w:w="80"/>
+              <w:left w:type="dxa" w:w="120"/>
+              <w:bottom w:type="dxa" w:w="80"/>
+              <w:right w:type="dxa" w:w="120"/>
+            </w:tcMar>
+          </w:tcPr>
+          <w:p>
+            <w:r>
+              <w:rPr>
+                <w:rFonts w:ascii="Arial" w:hAnsi="Arial"/>
+                <w:sz w:val="20"/>
+              </w:rPr>
+              <w:t xml:space="preserve">4.6.4</w:t>
+            </w:r>
+          </w:p>
+        </w:tc>
+        <w:tc>
+          <w:tcPr>
+            <w:tcW w:type="dxa" w:w="2000"/>
+            <w:tcBorders>
+              <w:top w:val="single" w:color="CCCCCC" w:sz="1"/>
+              <w:left w:val="single" w:color="CCCCCC" w:sz="1"/>
+              <w:bottom w:val="single" w:color="CCCCCC" w:sz="1"/>
+              <w:right w:val="single" w:color="CCCCCC" w:sz="1"/>
+            </w:tcBorders>
+            <w:shd w:fill="E8F0F8" w:val="clear"/>
+            <w:tcMar>
+              <w:top w:type="dxa" w:w="80"/>
+              <w:left w:type="dxa" w:w="120"/>
+              <w:bottom w:type="dxa" w:w="80"/>
+              <w:right w:type="dxa" w:w="120"/>
+            </w:tcMar>
+          </w:tcPr>
+          <w:p>
+            <w:r>
+              <w:rPr>
+                <w:rFonts w:ascii="Arial" w:hAnsi="Arial"/>
+                <w:sz w:val="20"/>
+              </w:rPr>
+              <w:t xml:space="preserve">AppSensor escalating response</w:t>
+            </w:r>
+          </w:p>
+        </w:tc>
+        <w:tc>
+          <w:tcPr>
+            <w:tcW w:type="dxa" w:w="2000"/>
+            <w:tcBorders>
+              <w:top w:val="single" w:color="CCCCCC" w:sz="1"/>
+              <w:left w:val="single" w:color="CCCCCC" w:sz="1"/>
+              <w:bottom w:val="single" w:color="CCCCCC" w:sz="1"/>
+              <w:right w:val="single" w:color="CCCCCC" w:sz="1"/>
+            </w:tcBorders>
+            <w:shd w:fill="E8F0F8" w:val="clear"/>
+            <w:tcMar>
+              <w:top w:type="dxa" w:w="80"/>
+              <w:left w:type="dxa" w:w="120"/>
+              <w:bottom w:type="dxa" w:w="80"/>
+              <w:right w:type="dxa" w:w="120"/>
+            </w:tcMar>
+          </w:tcPr>
+          <w:p>
+            <w:r>
+              <w:rPr>
+                <w:rFonts w:ascii="Arial" w:hAnsi="Arial"/>
+                <w:sz w:val="20"/>
+              </w:rPr>
+              <w:t xml:space="preserve">appsensor-hook.js</w:t>
+            </w:r>
+          </w:p>
+        </w:tc>
+        <w:tc>
+          <w:tcPr>
+            <w:tcW w:type="dxa" w:w="1400"/>
+            <w:tcBorders>
+              <w:top w:val="single" w:color="CCCCCC" w:sz="1"/>
+              <w:left w:val="single" w:color="CCCCCC" w:sz="1"/>
+              <w:bottom w:val="single" w:color="CCCCCC" w:sz="1"/>
+              <w:right w:val="single" w:color="CCCCCC" w:sz="1"/>
+            </w:tcBorders>
+            <w:shd w:fill="E8F0F8" w:val="clear"/>
+            <w:tcMar>
+              <w:top w:type="dxa" w:w="80"/>
+              <w:left w:type="dxa" w:w="120"/>
+              <w:bottom w:type="dxa" w:w="80"/>
+              <w:right w:type="dxa" w:w="120"/>
+            </w:tcMar>
+          </w:tcPr>
+          <w:p>
+            <w:r>
+              <w:rPr>
+                <w:rFonts w:ascii="Arial" w:hAnsi="Arial"/>
+                <w:sz w:val="20"/>
+              </w:rPr>
+              <w:t xml:space="preserve">✅ Working</w:t>
+            </w:r>
+          </w:p>
+        </w:tc>
+        <w:tc>
+          <w:tcPr>
+            <w:tcW w:type="dxa" w:w="3260"/>
+            <w:tcBorders>
+              <w:top w:val="single" w:color="CCCCCC" w:sz="1"/>
+              <w:left w:val="single" w:color="CCCCCC" w:sz="1"/>
+              <w:bottom w:val="single" w:color="CCCCCC" w:sz="1"/>
+              <w:right w:val="single" w:color="CCCCCC" w:sz="1"/>
+            </w:tcBorders>
+            <w:shd w:fill="E8F0F8" w:val="clear"/>
+            <w:tcMar>
+              <w:top w:type="dxa" w:w="80"/>
+              <w:left w:type="dxa" w:w="120"/>
+              <w:bottom w:type="dxa" w:w="80"/>
+              <w:right w:type="dxa" w:w="120"/>
+            </w:tcMar>
+          </w:tcPr>
+          <w:p>
+            <w:r>
+              <w:rPr>
+                <w:rFonts w:ascii="Arial" w:hAnsi="Arial"/>
+                <w:sz w:val="20"/>
+              </w:rPr>
+              <w:t xml:space="preserve">Hit 1: 500 | Hit 2: 429 | Hit 5+: 403</w:t>
+            </w:r>
+          </w:p>
+        </w:tc>
+      </w:tr>
+      <w:tr>
+        <w:trPr>
+          <w:tblHeader w:val="false"/>
+        </w:trPr>
+        <w:tc>
+          <w:tcPr>
+            <w:tcW w:type="dxa" w:w="700"/>
+            <w:tcBorders>
+              <w:top w:val="single" w:color="CCCCCC" w:sz="1"/>
+              <w:left w:val="single" w:color="CCCCCC" w:sz="1"/>
+              <w:bottom w:val="single" w:color="CCCCCC" w:sz="1"/>
+              <w:right w:val="single" w:color="CCCCCC" w:sz="1"/>
+            </w:tcBorders>
+            <w:shd w:fill="FFFFFF" w:val="clear"/>
+            <w:tcMar>
+              <w:top w:type="dxa" w:w="80"/>
+              <w:left w:type="dxa" w:w="120"/>
+              <w:bottom w:type="dxa" w:w="80"/>
+              <w:right w:type="dxa" w:w="120"/>
+            </w:tcMar>
+          </w:tcPr>
+          <w:p>
+            <w:r>
+              <w:rPr>
+                <w:rFonts w:ascii="Arial" w:hAnsi="Arial"/>
+                <w:sz w:val="20"/>
+              </w:rPr>
+              <w:t xml:space="preserve">4.6.5</w:t>
+            </w:r>
+          </w:p>
+        </w:tc>
+        <w:tc>
+          <w:tcPr>
+            <w:tcW w:type="dxa" w:w="2000"/>
+            <w:tcBorders>
+              <w:top w:val="single" w:color="CCCCCC" w:sz="1"/>
+              <w:left w:val="single" w:color="CCCCCC" w:sz="1"/>
+              <w:bottom w:val="single" w:color="CCCCCC" w:sz="1"/>
+              <w:right w:val="single" w:color="CCCCCC" w:sz="1"/>
+            </w:tcBorders>
+            <w:shd w:fill="FFFFFF" w:val="clear"/>
+            <w:tcMar>
+              <w:top w:type="dxa" w:w="80"/>
+              <w:left w:type="dxa" w:w="120"/>
+              <w:bottom w:type="dxa" w:w="80"/>
+              <w:right w:type="dxa" w:w="120"/>
+            </w:tcMar>
+          </w:tcPr>
+          <w:p>
+            <w:r>
+              <w:rPr>
+                <w:rFonts w:ascii="Arial" w:hAnsi="Arial"/>
+                <w:sz w:val="20"/>
+              </w:rPr>
+              <w:t xml:space="preserve">Datadog ASM</w:t>
+            </w:r>
+          </w:p>
+        </w:tc>
+        <w:tc>
+          <w:tcPr>
+            <w:tcW w:type="dxa" w:w="2000"/>
+            <w:tcBorders>
+              <w:top w:val="single" w:color="CCCCCC" w:sz="1"/>
+              <w:left w:val="single" w:color="CCCCCC" w:sz="1"/>
+              <w:bottom w:val="single" w:color="CCCCCC" w:sz="1"/>
+              <w:right w:val="single" w:color="CCCCCC" w:sz="1"/>
+            </w:tcBorders>
+            <w:shd w:fill="FFFFFF" w:val="clear"/>
+            <w:tcMar>
+              <w:top w:type="dxa" w:w="80"/>
+              <w:left w:type="dxa" w:w="120"/>
+              <w:bottom w:type="dxa" w:w="80"/>
+              <w:right w:type="dxa" w:w="120"/>
+            </w:tcMar>
+          </w:tcPr>
+          <w:p>
+            <w:r>
+              <w:rPr>
+                <w:rFonts w:ascii="Arial" w:hAnsi="Arial"/>
+                <w:sz w:val="20"/>
+              </w:rPr>
+              <w:t xml:space="preserve">dd-trace v4 + libddwaf</w:t>
+            </w:r>
+          </w:p>
+        </w:tc>
+        <w:tc>
+          <w:tcPr>
+            <w:tcW w:type="dxa" w:w="1400"/>
+            <w:tcBorders>
+              <w:top w:val="single" w:color="CCCCCC" w:sz="1"/>
+              <w:left w:val="single" w:color="CCCCCC" w:sz="1"/>
+              <w:bottom w:val="single" w:color="CCCCCC" w:sz="1"/>
+              <w:right w:val="single" w:color="CCCCCC" w:sz="1"/>
+            </w:tcBorders>
+            <w:shd w:fill="FFFFFF" w:val="clear"/>
+            <w:tcMar>
+              <w:top w:type="dxa" w:w="80"/>
+              <w:left w:type="dxa" w:w="120"/>
+              <w:bottom w:type="dxa" w:w="80"/>
+              <w:right w:type="dxa" w:w="120"/>
+            </w:tcMar>
+          </w:tcPr>
+          <w:p>
+            <w:r>
+              <w:rPr>
+                <w:rFonts w:ascii="Arial" w:hAnsi="Arial"/>
+                <w:sz w:val="20"/>
+              </w:rPr>
+              <w:t xml:space="preserve">✅ 403 confirmed</w:t>
+            </w:r>
+          </w:p>
+        </w:tc>
+        <w:tc>
+          <w:tcPr>
+            <w:tcW w:type="dxa" w:w="3260"/>
+            <w:tcBorders>
+              <w:top w:val="single" w:color="CCCCCC" w:sz="1"/>
+              <w:left w:val="single" w:color="CCCCCC" w:sz="1"/>
+              <w:bottom w:val="single" w:color="CCCCCC" w:sz="1"/>
+              <w:right w:val="single" w:color="CCCCCC" w:sz="1"/>
+            </w:tcBorders>
+            <w:shd w:fill="FFFFFF" w:val="clear"/>
+            <w:tcMar>
+              <w:top w:type="dxa" w:w="80"/>
+              <w:left w:type="dxa" w:w="120"/>
+              <w:bottom w:type="dxa" w:w="80"/>
+              <w:right w:type="dxa" w:w="120"/>
+            </w:tcMar>
+          </w:tcPr>
+          <w:p>
+            <w:r>
+              <w:rPr>
+                <w:rFonts w:ascii="Arial" w:hAnsi="Arial"/>
+                <w:sz w:val="20"/>
+              </w:rPr>
+              <w:t xml:space="preserve">SQLi/XSS/LFI blocked; clean search passes</w:t>
+            </w:r>
+          </w:p>
+        </w:tc>
+      </w:tr>
+      <w:tr>
+        <w:trPr>
+          <w:tblHeader w:val="false"/>
+        </w:trPr>
+        <w:tc>
+          <w:tcPr>
+            <w:tcW w:type="dxa" w:w="700"/>
+            <w:tcBorders>
+              <w:top w:val="single" w:color="CCCCCC" w:sz="1"/>
+              <w:left w:val="single" w:color="CCCCCC" w:sz="1"/>
+              <w:bottom w:val="single" w:color="CCCCCC" w:sz="1"/>
+              <w:right w:val="single" w:color="CCCCCC" w:sz="1"/>
+            </w:tcBorders>
+            <w:shd w:fill="E8F0F8" w:val="clear"/>
+            <w:tcMar>
+              <w:top w:type="dxa" w:w="80"/>
+              <w:left w:type="dxa" w:w="120"/>
+              <w:bottom w:type="dxa" w:w="80"/>
+              <w:right w:type="dxa" w:w="120"/>
+            </w:tcMar>
+          </w:tcPr>
+          <w:p>
+            <w:r>
+              <w:rPr>
+                <w:rFonts w:ascii="Arial" w:hAnsi="Arial"/>
+                <w:sz w:val="20"/>
+              </w:rPr>
+              <w:t xml:space="preserve">4.6.6</w:t>
+            </w:r>
+          </w:p>
+        </w:tc>
+        <w:tc>
+          <w:tcPr>
+            <w:tcW w:type="dxa" w:w="2000"/>
+            <w:tcBorders>
+              <w:top w:val="single" w:color="CCCCCC" w:sz="1"/>
+              <w:left w:val="single" w:color="CCCCCC" w:sz="1"/>
+              <w:bottom w:val="single" w:color="CCCCCC" w:sz="1"/>
+              <w:right w:val="single" w:color="CCCCCC" w:sz="1"/>
+            </w:tcBorders>
+            <w:shd w:fill="E8F0F8" w:val="clear"/>
+            <w:tcMar>
+              <w:top w:type="dxa" w:w="80"/>
+              <w:left w:type="dxa" w:w="120"/>
+              <w:bottom w:type="dxa" w:w="80"/>
+              <w:right w:type="dxa" w:w="120"/>
+            </w:tcMar>
+          </w:tcPr>
+          <w:p>
+            <w:r>
+              <w:rPr>
+                <w:rFonts w:ascii="Arial" w:hAnsi="Arial"/>
+                <w:sz w:val="20"/>
+              </w:rPr>
+              <w:t xml:space="preserve">Signal Sciences</w:t>
+            </w:r>
+          </w:p>
+        </w:tc>
+        <w:tc>
+          <w:tcPr>
+            <w:tcW w:type="dxa" w:w="2000"/>
+            <w:tcBorders>
+              <w:top w:val="single" w:color="CCCCCC" w:sz="1"/>
+              <w:left w:val="single" w:color="CCCCCC" w:sz="1"/>
+              <w:bottom w:val="single" w:color="CCCCCC" w:sz="1"/>
+              <w:right w:val="single" w:color="CCCCCC" w:sz="1"/>
+            </w:tcBorders>
+            <w:shd w:fill="E8F0F8" w:val="clear"/>
+            <w:tcMar>
+              <w:top w:type="dxa" w:w="80"/>
+              <w:left w:type="dxa" w:w="120"/>
+              <w:bottom w:type="dxa" w:w="80"/>
+              <w:right w:type="dxa" w:w="120"/>
+            </w:tcMar>
+          </w:tcPr>
+          <w:p>
+            <w:r>
+              <w:rPr>
+                <w:rFonts w:ascii="Arial" w:hAnsi="Arial"/>
+                <w:sz w:val="20"/>
+              </w:rPr>
+              <w:t xml:space="preserve">sigsci-middleware-example.js</w:t>
+            </w:r>
+          </w:p>
+        </w:tc>
+        <w:tc>
+          <w:tcPr>
+            <w:tcW w:type="dxa" w:w="1400"/>
+            <w:tcBorders>
+              <w:top w:val="single" w:color="CCCCCC" w:sz="1"/>
+              <w:left w:val="single" w:color="CCCCCC" w:sz="1"/>
+              <w:bottom w:val="single" w:color="CCCCCC" w:sz="1"/>
+              <w:right w:val="single" w:color="CCCCCC" w:sz="1"/>
+            </w:tcBorders>
+            <w:shd w:fill="E8F0F8" w:val="clear"/>
+            <w:tcMar>
+              <w:top w:type="dxa" w:w="80"/>
+              <w:left w:type="dxa" w:w="120"/>
+              <w:bottom w:type="dxa" w:w="80"/>
+              <w:right w:type="dxa" w:w="120"/>
+            </w:tcMar>
+          </w:tcPr>
+          <w:p>
+            <w:r>
+              <w:rPr>
+                <w:rFonts w:ascii="Arial" w:hAnsi="Arial"/>
+                <w:sz w:val="20"/>
+              </w:rPr>
+              <w:t xml:space="preserve">ℹ Architecture</w:t>
+            </w:r>
+          </w:p>
+        </w:tc>
+        <w:tc>
+          <w:tcPr>
+            <w:tcW w:type="dxa" w:w="3260"/>
+            <w:tcBorders>
+              <w:top w:val="single" w:color="CCCCCC" w:sz="1"/>
+              <w:left w:val="single" w:color="CCCCCC" w:sz="1"/>
+              <w:bottom w:val="single" w:color="CCCCCC" w:sz="1"/>
+              <w:right w:val="single" w:color="CCCCCC" w:sz="1"/>
+            </w:tcBorders>
+            <w:shd w:fill="E8F0F8" w:val="clear"/>
+            <w:tcMar>
+              <w:top w:type="dxa" w:w="80"/>
+              <w:left w:type="dxa" w:w="120"/>
+              <w:bottom w:type="dxa" w:w="80"/>
+              <w:right w:type="dxa" w:w="120"/>
+            </w:tcMar>
+          </w:tcPr>
+          <w:p>
+            <w:r>
+              <w:rPr>
+                <w:rFonts w:ascii="Arial" w:hAnsi="Arial"/>
+                <w:sz w:val="20"/>
+              </w:rPr>
+              <w:t xml:space="preserve">Enterprise license required — reviewed</w:t>
+            </w:r>
+          </w:p>
+        </w:tc>
+      </w:tr>
+    </w:tbl>
+    <w:p>
+      <w:r>
+        <w:t xml:space="preserve"/>
       </w:r>
     </w:p>
     <w:p>
@@ -3448,7 +5119,607 @@
         <w:pStyle w:val="Heading2"/>
       </w:pPr>
       <w:r>
-        <w:t xml:space="preserve">5.1 Exercise 4.6.3 — Contrast Community Edition</w:t>
+        <w:t xml:space="preserve">5.1 Exercise 4.6.3 — Contrast RASP v3 ❌ Incompatible</w:t>
+      </w:r>
+    </w:p>
+    <w:p>
+      <w:r>
+        <w:rPr>
+          <w:rFonts w:ascii="Arial" w:cs="Arial" w:hAnsi="Arial"/>
+          <w:sz w:val="22"/>
+          <w:szCs w:val="22"/>
+        </w:rPr>
+        <w:t xml:space="preserve">@contrast/rasp-v3@0.7.0-alpha.5 cannot run on Apple Silicon (ARM64) + Node.js v24. Three failures were encountered; two were resolved, but the third is an unfixable missing prebuilt binary:</w:t>
+      </w:r>
+    </w:p>
+    <w:p>
+      <w:r>
+        <w:t xml:space="preserve"/>
+      </w:r>
+    </w:p>
+    <w:tbl>
+      <w:tblPr>
+        <w:tblW w:type="dxa" w:w="9360"/>
+        <w:tblBorders>
+          <w:top w:val="single" w:color="auto" w:sz="4"/>
+          <w:left w:val="single" w:color="auto" w:sz="4"/>
+          <w:bottom w:val="single" w:color="auto" w:sz="4"/>
+          <w:right w:val="single" w:color="auto" w:sz="4"/>
+          <w:insideH w:val="single" w:color="auto" w:sz="4"/>
+          <w:insideV w:val="single" w:color="auto" w:sz="4"/>
+        </w:tblBorders>
+      </w:tblPr>
+      <w:tblGrid>
+        <w:gridCol w:w="400"/>
+        <w:gridCol w:w="2800"/>
+        <w:gridCol w:w="2400"/>
+        <w:gridCol w:w="3760"/>
+      </w:tblGrid>
+      <w:tr>
+        <w:trPr>
+          <w:tblHeader/>
+        </w:trPr>
+        <w:tc>
+          <w:tcPr>
+            <w:tcW w:type="dxa" w:w="400"/>
+            <w:shd w:fill="1F4E79" w:val="clear"/>
+            <w:tcMar>
+              <w:top w:type="dxa" w:w="80"/>
+              <w:left w:type="dxa" w:w="120"/>
+              <w:bottom w:type="dxa" w:w="80"/>
+              <w:right w:type="dxa" w:w="120"/>
+            </w:tcMar>
+          </w:tcPr>
+          <w:p>
+            <w:r>
+              <w:rPr>
+                <w:b/>
+                <w:color w:val="FFFFFF"/>
+                <w:sz w:val="20"/>
+              </w:rPr>
+              <w:t xml:space="preserve">#</w:t>
+            </w:r>
+          </w:p>
+        </w:tc>
+        <w:tc>
+          <w:tcPr>
+            <w:tcW w:type="dxa" w:w="2800"/>
+            <w:shd w:fill="1F4E79" w:val="clear"/>
+            <w:tcMar>
+              <w:top w:type="dxa" w:w="80"/>
+              <w:left w:type="dxa" w:w="120"/>
+              <w:bottom w:type="dxa" w:w="80"/>
+              <w:right w:type="dxa" w:w="120"/>
+            </w:tcMar>
+          </w:tcPr>
+          <w:p>
+            <w:r>
+              <w:rPr>
+                <w:b/>
+                <w:color w:val="FFFFFF"/>
+                <w:sz w:val="20"/>
+              </w:rPr>
+              <w:t xml:space="preserve">Error</w:t>
+            </w:r>
+          </w:p>
+        </w:tc>
+        <w:tc>
+          <w:tcPr>
+            <w:tcW w:type="dxa" w:w="2400"/>
+            <w:shd w:fill="1F4E79" w:val="clear"/>
+            <w:tcMar>
+              <w:top w:type="dxa" w:w="80"/>
+              <w:left w:type="dxa" w:w="120"/>
+              <w:bottom w:type="dxa" w:w="80"/>
+              <w:right w:type="dxa" w:w="120"/>
+            </w:tcMar>
+          </w:tcPr>
+          <w:p>
+            <w:r>
+              <w:rPr>
+                <w:b/>
+                <w:color w:val="FFFFFF"/>
+                <w:sz w:val="20"/>
+              </w:rPr>
+              <w:t xml:space="preserve">Root Cause</w:t>
+            </w:r>
+          </w:p>
+        </w:tc>
+        <w:tc>
+          <w:tcPr>
+            <w:tcW w:type="dxa" w:w="3760"/>
+            <w:shd w:fill="1F4E79" w:val="clear"/>
+            <w:tcMar>
+              <w:top w:type="dxa" w:w="80"/>
+              <w:left w:type="dxa" w:w="120"/>
+              <w:bottom w:type="dxa" w:w="80"/>
+              <w:right w:type="dxa" w:w="120"/>
+            </w:tcMar>
+          </w:tcPr>
+          <w:p>
+            <w:r>
+              <w:rPr>
+                <w:b/>
+                <w:color w:val="FFFFFF"/>
+                <w:sz w:val="20"/>
+              </w:rPr>
+              <w:t xml:space="preserve">Fix</w:t>
+            </w:r>
+          </w:p>
+        </w:tc>
+      </w:tr>
+      <w:tr>
+        <w:trPr>
+          <w:tblHeader w:val="false"/>
+        </w:trPr>
+        <w:tc>
+          <w:tcPr>
+            <w:tcW w:type="dxa" w:w="400"/>
+            <w:tcBorders>
+              <w:top w:val="single" w:color="CCCCCC" w:sz="1"/>
+              <w:left w:val="single" w:color="CCCCCC" w:sz="1"/>
+              <w:bottom w:val="single" w:color="CCCCCC" w:sz="1"/>
+              <w:right w:val="single" w:color="CCCCCC" w:sz="1"/>
+            </w:tcBorders>
+            <w:shd w:fill="FFFFFF" w:val="clear"/>
+            <w:tcMar>
+              <w:top w:type="dxa" w:w="80"/>
+              <w:left w:type="dxa" w:w="120"/>
+              <w:bottom w:type="dxa" w:w="80"/>
+              <w:right w:type="dxa" w:w="120"/>
+            </w:tcMar>
+          </w:tcPr>
+          <w:p>
+            <w:r>
+              <w:rPr>
+                <w:rFonts w:ascii="Arial" w:hAnsi="Arial"/>
+                <w:sz w:val="20"/>
+              </w:rPr>
+              <w:t xml:space="preserve">1</w:t>
+            </w:r>
+          </w:p>
+        </w:tc>
+        <w:tc>
+          <w:tcPr>
+            <w:tcW w:type="dxa" w:w="2800"/>
+            <w:tcBorders>
+              <w:top w:val="single" w:color="CCCCCC" w:sz="1"/>
+              <w:left w:val="single" w:color="CCCCCC" w:sz="1"/>
+              <w:bottom w:val="single" w:color="CCCCCC" w:sz="1"/>
+              <w:right w:val="single" w:color="CCCCCC" w:sz="1"/>
+            </w:tcBorders>
+            <w:shd w:fill="FFFFFF" w:val="clear"/>
+            <w:tcMar>
+              <w:top w:type="dxa" w:w="80"/>
+              <w:left w:type="dxa" w:w="120"/>
+              <w:bottom w:type="dxa" w:w="80"/>
+              <w:right w:type="dxa" w:w="120"/>
+            </w:tcMar>
+          </w:tcPr>
+          <w:p>
+            <w:r>
+              <w:rPr>
+                <w:rFonts w:ascii="Arial" w:hAnsi="Arial"/>
+                <w:sz w:val="20"/>
+              </w:rPr>
+              <w:t xml:space="preserve">require() on ESM graph with top-level await</w:t>
+            </w:r>
+          </w:p>
+        </w:tc>
+        <w:tc>
+          <w:tcPr>
+            <w:tcW w:type="dxa" w:w="2400"/>
+            <w:tcBorders>
+              <w:top w:val="single" w:color="CCCCCC" w:sz="1"/>
+              <w:left w:val="single" w:color="CCCCCC" w:sz="1"/>
+              <w:bottom w:val="single" w:color="CCCCCC" w:sz="1"/>
+              <w:right w:val="single" w:color="CCCCCC" w:sz="1"/>
+            </w:tcBorders>
+            <w:shd w:fill="FFFFFF" w:val="clear"/>
+            <w:tcMar>
+              <w:top w:type="dxa" w:w="80"/>
+              <w:left w:type="dxa" w:w="120"/>
+              <w:bottom w:type="dxa" w:w="80"/>
+              <w:right w:type="dxa" w:w="120"/>
+            </w:tcMar>
+          </w:tcPr>
+          <w:p>
+            <w:r>
+              <w:rPr>
+                <w:rFonts w:ascii="Arial" w:hAnsi="Arial"/>
+                <w:sz w:val="20"/>
+              </w:rPr>
+              <w:t xml:space="preserve">@contrast/rasp-v3 is ESM; --require cannot load it</w:t>
+            </w:r>
+          </w:p>
+        </w:tc>
+        <w:tc>
+          <w:tcPr>
+            <w:tcW w:type="dxa" w:w="3760"/>
+            <w:tcBorders>
+              <w:top w:val="single" w:color="CCCCCC" w:sz="1"/>
+              <w:left w:val="single" w:color="CCCCCC" w:sz="1"/>
+              <w:bottom w:val="single" w:color="CCCCCC" w:sz="1"/>
+              <w:right w:val="single" w:color="CCCCCC" w:sz="1"/>
+            </w:tcBorders>
+            <w:shd w:fill="FFFFFF" w:val="clear"/>
+            <w:tcMar>
+              <w:top w:type="dxa" w:w="80"/>
+              <w:left w:type="dxa" w:w="120"/>
+              <w:bottom w:type="dxa" w:w="80"/>
+              <w:right w:type="dxa" w:w="120"/>
+            </w:tcMar>
+          </w:tcPr>
+          <w:p>
+            <w:r>
+              <w:rPr>
+                <w:rFonts w:ascii="Arial" w:hAnsi="Arial"/>
+                <w:sz w:val="20"/>
+              </w:rPr>
+              <w:t xml:space="preserve">--import file:///loader.mjs (ESM loader) ✅</w:t>
+            </w:r>
+          </w:p>
+        </w:tc>
+      </w:tr>
+      <w:tr>
+        <w:trPr>
+          <w:tblHeader w:val="false"/>
+        </w:trPr>
+        <w:tc>
+          <w:tcPr>
+            <w:tcW w:type="dxa" w:w="400"/>
+            <w:tcBorders>
+              <w:top w:val="single" w:color="CCCCCC" w:sz="1"/>
+              <w:left w:val="single" w:color="CCCCCC" w:sz="1"/>
+              <w:bottom w:val="single" w:color="CCCCCC" w:sz="1"/>
+              <w:right w:val="single" w:color="CCCCCC" w:sz="1"/>
+            </w:tcBorders>
+            <w:shd w:fill="E8F0F8" w:val="clear"/>
+            <w:tcMar>
+              <w:top w:type="dxa" w:w="80"/>
+              <w:left w:type="dxa" w:w="120"/>
+              <w:bottom w:type="dxa" w:w="80"/>
+              <w:right w:type="dxa" w:w="120"/>
+            </w:tcMar>
+          </w:tcPr>
+          <w:p>
+            <w:r>
+              <w:rPr>
+                <w:rFonts w:ascii="Arial" w:hAnsi="Arial"/>
+                <w:sz w:val="20"/>
+              </w:rPr>
+              <w:t xml:space="preserve">2</w:t>
+            </w:r>
+          </w:p>
+        </w:tc>
+        <w:tc>
+          <w:tcPr>
+            <w:tcW w:type="dxa" w:w="2800"/>
+            <w:tcBorders>
+              <w:top w:val="single" w:color="CCCCCC" w:sz="1"/>
+              <w:left w:val="single" w:color="CCCCCC" w:sz="1"/>
+              <w:bottom w:val="single" w:color="CCCCCC" w:sz="1"/>
+              <w:right w:val="single" w:color="CCCCCC" w:sz="1"/>
+            </w:tcBorders>
+            <w:shd w:fill="E8F0F8" w:val="clear"/>
+            <w:tcMar>
+              <w:top w:type="dxa" w:w="80"/>
+              <w:left w:type="dxa" w:w="120"/>
+              <w:bottom w:type="dxa" w:w="80"/>
+              <w:right w:type="dxa" w:w="120"/>
+            </w:tcMar>
+          </w:tcPr>
+          <w:p>
+            <w:r>
+              <w:rPr>
+                <w:rFonts w:ascii="Arial" w:hAnsi="Arial"/>
+                <w:sz w:val="20"/>
+              </w:rPr>
+              <w:t xml:space="preserve">familySync is not a function</w:t>
+            </w:r>
+          </w:p>
+        </w:tc>
+        <w:tc>
+          <w:tcPr>
+            <w:tcW w:type="dxa" w:w="2400"/>
+            <w:tcBorders>
+              <w:top w:val="single" w:color="CCCCCC" w:sz="1"/>
+              <w:left w:val="single" w:color="CCCCCC" w:sz="1"/>
+              <w:bottom w:val="single" w:color="CCCCCC" w:sz="1"/>
+              <w:right w:val="single" w:color="CCCCCC" w:sz="1"/>
+            </w:tcBorders>
+            <w:shd w:fill="E8F0F8" w:val="clear"/>
+            <w:tcMar>
+              <w:top w:type="dxa" w:w="80"/>
+              <w:left w:type="dxa" w:w="120"/>
+              <w:bottom w:type="dxa" w:w="80"/>
+              <w:right w:type="dxa" w:w="120"/>
+            </w:tcMar>
+          </w:tcPr>
+          <w:p>
+            <w:r>
+              <w:rPr>
+                <w:rFonts w:ascii="Arial" w:hAnsi="Arial"/>
+                <w:sz w:val="20"/>
+              </w:rPr>
+              <w:t xml:space="preserve">detect-libc v2 removed sync API</w:t>
+            </w:r>
+          </w:p>
+        </w:tc>
+        <w:tc>
+          <w:tcPr>
+            <w:tcW w:type="dxa" w:w="3760"/>
+            <w:tcBorders>
+              <w:top w:val="single" w:color="CCCCCC" w:sz="1"/>
+              <w:left w:val="single" w:color="CCCCCC" w:sz="1"/>
+              <w:bottom w:val="single" w:color="CCCCCC" w:sz="1"/>
+              <w:right w:val="single" w:color="CCCCCC" w:sz="1"/>
+            </w:tcBorders>
+            <w:shd w:fill="E8F0F8" w:val="clear"/>
+            <w:tcMar>
+              <w:top w:type="dxa" w:w="80"/>
+              <w:left w:type="dxa" w:w="120"/>
+              <w:bottom w:type="dxa" w:w="80"/>
+              <w:right w:type="dxa" w:w="120"/>
+            </w:tcMar>
+          </w:tcPr>
+          <w:p>
+            <w:r>
+              <w:rPr>
+                <w:rFonts w:ascii="Arial" w:hAnsi="Arial"/>
+                <w:sz w:val="20"/>
+              </w:rPr>
+              <w:t xml:space="preserve">Module._load patch injects familySync shim ✅</w:t>
+            </w:r>
+          </w:p>
+        </w:tc>
+      </w:tr>
+      <w:tr>
+        <w:trPr>
+          <w:tblHeader w:val="false"/>
+        </w:trPr>
+        <w:tc>
+          <w:tcPr>
+            <w:tcW w:type="dxa" w:w="400"/>
+            <w:tcBorders>
+              <w:top w:val="single" w:color="CCCCCC" w:sz="1"/>
+              <w:left w:val="single" w:color="CCCCCC" w:sz="1"/>
+              <w:bottom w:val="single" w:color="CCCCCC" w:sz="1"/>
+              <w:right w:val="single" w:color="CCCCCC" w:sz="1"/>
+            </w:tcBorders>
+            <w:shd w:fill="FFFFFF" w:val="clear"/>
+            <w:tcMar>
+              <w:top w:type="dxa" w:w="80"/>
+              <w:left w:type="dxa" w:w="120"/>
+              <w:bottom w:type="dxa" w:w="80"/>
+              <w:right w:type="dxa" w:w="120"/>
+            </w:tcMar>
+          </w:tcPr>
+          <w:p>
+            <w:r>
+              <w:rPr>
+                <w:rFonts w:ascii="Arial" w:hAnsi="Arial"/>
+                <w:sz w:val="20"/>
+              </w:rPr>
+              <w:t xml:space="preserve">3</w:t>
+            </w:r>
+          </w:p>
+        </w:tc>
+        <w:tc>
+          <w:tcPr>
+            <w:tcW w:type="dxa" w:w="2800"/>
+            <w:tcBorders>
+              <w:top w:val="single" w:color="CCCCCC" w:sz="1"/>
+              <w:left w:val="single" w:color="CCCCCC" w:sz="1"/>
+              <w:bottom w:val="single" w:color="CCCCCC" w:sz="1"/>
+              <w:right w:val="single" w:color="CCCCCC" w:sz="1"/>
+            </w:tcBorders>
+            <w:shd w:fill="FFFFFF" w:val="clear"/>
+            <w:tcMar>
+              <w:top w:type="dxa" w:w="80"/>
+              <w:left w:type="dxa" w:w="120"/>
+              <w:bottom w:type="dxa" w:w="80"/>
+              <w:right w:type="dxa" w:w="120"/>
+            </w:tcMar>
+          </w:tcPr>
+          <w:p>
+            <w:r>
+              <w:rPr>
+                <w:rFonts w:ascii="Arial" w:hAnsi="Arial"/>
+                <w:sz w:val="20"/>
+              </w:rPr>
+              <w:t xml:space="preserve">fireball-node.linux-arm64-gnu.node missing</w:t>
+            </w:r>
+          </w:p>
+        </w:tc>
+        <w:tc>
+          <w:tcPr>
+            <w:tcW w:type="dxa" w:w="2400"/>
+            <w:tcBorders>
+              <w:top w:val="single" w:color="CCCCCC" w:sz="1"/>
+              <w:left w:val="single" w:color="CCCCCC" w:sz="1"/>
+              <w:bottom w:val="single" w:color="CCCCCC" w:sz="1"/>
+              <w:right w:val="single" w:color="CCCCCC" w:sz="1"/>
+            </w:tcBorders>
+            <w:shd w:fill="FFFFFF" w:val="clear"/>
+            <w:tcMar>
+              <w:top w:type="dxa" w:w="80"/>
+              <w:left w:type="dxa" w:w="120"/>
+              <w:bottom w:type="dxa" w:w="80"/>
+              <w:right w:type="dxa" w:w="120"/>
+            </w:tcMar>
+          </w:tcPr>
+          <w:p>
+            <w:r>
+              <w:rPr>
+                <w:rFonts w:ascii="Arial" w:hAnsi="Arial"/>
+                <w:sz w:val="20"/>
+              </w:rPr>
+              <w:t xml:space="preserve">No ARM64 + Node.js v24 prebuilt in alpha</w:t>
+            </w:r>
+          </w:p>
+        </w:tc>
+        <w:tc>
+          <w:tcPr>
+            <w:tcW w:type="dxa" w:w="3760"/>
+            <w:tcBorders>
+              <w:top w:val="single" w:color="CCCCCC" w:sz="1"/>
+              <w:left w:val="single" w:color="CCCCCC" w:sz="1"/>
+              <w:bottom w:val="single" w:color="CCCCCC" w:sz="1"/>
+              <w:right w:val="single" w:color="CCCCCC" w:sz="1"/>
+            </w:tcBorders>
+            <w:shd w:fill="FFFFFF" w:val="clear"/>
+            <w:tcMar>
+              <w:top w:type="dxa" w:w="80"/>
+              <w:left w:type="dxa" w:w="120"/>
+              <w:bottom w:type="dxa" w:w="80"/>
+              <w:right w:type="dxa" w:w="120"/>
+            </w:tcMar>
+          </w:tcPr>
+          <w:p>
+            <w:r>
+              <w:rPr>
+                <w:rFonts w:ascii="Arial" w:hAnsi="Arial"/>
+                <w:sz w:val="20"/>
+              </w:rPr>
+              <w:t xml:space="preserve">No fix — package incompatible ❌</w:t>
+            </w:r>
+          </w:p>
+        </w:tc>
+      </w:tr>
+    </w:tbl>
+    <w:p>
+      <w:r>
+        <w:t xml:space="preserve"/>
+      </w:r>
+    </w:p>
+    <w:p>
+      <w:r>
+        <w:rPr>
+          <w:rFonts w:ascii="Arial" w:cs="Arial" w:hAnsi="Arial"/>
+          <w:sz w:val="22"/>
+          <w:szCs w:val="22"/>
+        </w:rPr>
+        <w:t xml:space="preserve">Production alternative: @contrast/agent (commercial, full ARM64 support).</w:t>
+      </w:r>
+    </w:p>
+    <w:p>
+      <w:r>
+        <w:t xml:space="preserve"/>
+      </w:r>
+    </w:p>
+    <w:p>
+      <w:pPr>
+        <w:pStyle w:val="Heading2"/>
+      </w:pPr>
+      <w:r>
+        <w:t xml:space="preserve">5.2 Exercise 4.6.4 — AppSensor Escalating Response ✅</w:t>
+      </w:r>
+    </w:p>
+    <w:p>
+      <w:r>
+        <w:rPr>
+          <w:rFonts w:ascii="Arial" w:cs="Arial" w:hAnsi="Arial"/>
+          <w:sz w:val="22"/>
+          <w:szCs w:val="22"/>
+        </w:rPr>
+        <w:t xml:space="preserve">AppSensor implements proportional, escalating responses keyed per source IP. Detection points monitor HTTP-level and DB-level signals. Response escalates: LOG (pass-through) → WARN (HTTP 429) → BLOCK (HTTP 403).</w:t>
+      </w:r>
+    </w:p>
+    <w:p>
+      <w:r>
+        <w:t xml:space="preserve"/>
+      </w:r>
+    </w:p>
+    <w:p>
+      <w:r>
+        <w:rPr>
+          <w:rFonts w:ascii="Arial" w:cs="Arial" w:hAnsi="Arial"/>
+          <w:b/>
+          <w:bCs/>
+          <w:sz w:val="22"/>
+          <w:szCs w:val="22"/>
+        </w:rPr>
+        <w:t xml:space="preserve">Confirmed output — 6 sequential SQLi requests from same IP:</w:t>
+      </w:r>
+    </w:p>
+    <w:p>
+      <w:pPr>
+        <w:pBdr>
+          <w:top w:val="single" w:color="CCCCCC" w:sz="4" w:space="1"/>
+          <w:left w:val="single" w:color="CCCCCC" w:sz="4" w:space="4"/>
+          <w:bottom w:val="single" w:color="CCCCCC" w:sz="4" w:space="1"/>
+          <w:right w:val="single" w:color="CCCCCC" w:sz="4" w:space="4"/>
+        </w:pBdr>
+        <w:shd w:fill="F5F5F5" w:val="clear"/>
+      </w:pPr>
+      <w:r>
+        <w:rPr>
+          <w:rFonts w:ascii="Courier New" w:cs="Courier New" w:hAnsi="Courier New"/>
+          <w:sz w:val="18"/>
+          <w:szCs w:val="18"/>
+        </w:rPr>
+        <w:t xml:space="preserve">Hit 1: 500  (LOG pass-through; SQLite throws on malicious query — expected)
+Hit 2: 429  (WARN — IE2 fires multiple times per request on Juice Shop)
+Hit 3: 429
+Hit 4: 429
+Hit 5: 403  (BLOCK threshold reached)
+Hit 6: 403</w:t>
+      </w:r>
+    </w:p>
+    <w:p>
+      <w:r>
+        <w:t xml:space="preserve"/>
+      </w:r>
+    </w:p>
+    <w:p>
+      <w:r>
+        <w:rPr>
+          <w:rFonts w:ascii="Arial" w:cs="Arial" w:hAnsi="Arial"/>
+          <w:sz w:val="22"/>
+          <w:szCs w:val="22"/>
+        </w:rPr>
+        <w:t xml:space="preserve">Note: Hit 1 returns 500 because AppSensor passes the request through correctly and Juice Shop's SQLite engine throws on the malicious query — this is expected. WARN starts at Hit 2 (not Hit 3) because Juice Shop's search endpoint runs multiple DB queries per HTTP request, incrementing the IE2 counter faster than 1:1.</w:t>
+      </w:r>
+    </w:p>
+    <w:p>
+      <w:r>
+        <w:t xml:space="preserve"/>
+      </w:r>
+    </w:p>
+    <w:p>
+      <w:pPr>
+        <w:pStyle w:val="Heading2"/>
+      </w:pPr>
+      <w:r>
+        <w:t xml:space="preserve">5.3 Exercise 4.6.5 — Datadog ASM ✅ 403 Confirmed</w:t>
+      </w:r>
+    </w:p>
+    <w:p>
+      <w:r>
+        <w:rPr>
+          <w:rFonts w:ascii="Arial" w:cs="Arial" w:hAnsi="Arial"/>
+          <w:sz w:val="22"/>
+          <w:szCs w:val="22"/>
+        </w:rPr>
+        <w:t xml:space="preserve">Datadog ASM (dd-trace v4 + libddwaf) blocks SQLi, XSS, and LFI with HTTP 403 using a custom blocking rules file. No Datadog account or remote agent is needed for local blocking — the libddwaf engine runs entirely in-process.</w:t>
+      </w:r>
+    </w:p>
+    <w:p>
+      <w:r>
+        <w:t xml:space="preserve"/>
+      </w:r>
+    </w:p>
+    <w:p>
+      <w:r>
+        <w:rPr>
+          <w:rFonts w:ascii="Arial" w:cs="Arial" w:hAnsi="Arial"/>
+          <w:b/>
+          <w:bCs/>
+          <w:sz w:val="22"/>
+          <w:szCs w:val="22"/>
+        </w:rPr>
+        <w:t xml:space="preserve">Three fixes required to reach confirmed blocking:</w:t>
       </w:r>
     </w:p>
     <w:p>
@@ -3461,11 +5732,11 @@
       </w:pPr>
       <w:r>
         <w:rPr>
-          <w:rFonts w:ascii="Arial" w:cs="Arial" w:eastAsia="Arial" w:hAnsi="Arial"/>
+          <w:rFonts w:ascii="Arial" w:cs="Arial" w:hAnsi="Arial"/>
           <w:sz w:val="22"/>
           <w:szCs w:val="22"/>
         </w:rPr>
-        <w:t xml:space="preserve">Sign up free at app.contrastsecurity.com to obtain API credentials</w:t>
+        <w:t xml:space="preserve">Pin dd-trace@4 — dd-trace v5 moved WAF rules to remote config (requires connected agent)</w:t>
       </w:r>
     </w:p>
     <w:p>
@@ -3478,11 +5749,11 @@
       </w:pPr>
       <w:r>
         <w:rPr>
-          <w:rFonts w:ascii="Arial" w:cs="Arial" w:eastAsia="Arial" w:hAnsi="Arial"/>
+          <w:rFonts w:ascii="Arial" w:cs="Arial" w:hAnsi="Arial"/>
           <w:sz w:val="22"/>
           <w:szCs w:val="22"/>
         </w:rPr>
-        <w:t xml:space="preserve">Populate .env from .env.example with CONTRAST__API__* values</w:t>
+        <w:t xml:space="preserve">Install detect-libc@1 in Dockerfile builder — node-gyp-build uses it to construct linuxglibc-arm64 binary path; without it, falls back to linux-arm64 which does not exist</w:t>
       </w:r>
     </w:p>
     <w:p>
@@ -3495,11 +5766,90 @@
       </w:pPr>
       <w:r>
         <w:rPr>
-          <w:rFonts w:ascii="Arial" w:cs="Arial" w:eastAsia="Arial" w:hAnsi="Arial"/>
+          <w:rFonts w:ascii="Arial" w:cs="Arial" w:hAnsi="Arial"/>
           <w:sz w:val="22"/>
           <w:szCs w:val="22"/>
         </w:rPr>
-        <w:t xml:space="preserve">Run: docker compose --profile contrast up -d (starts on port 3003)</w:t>
+        <w:t xml:space="preserve">Create dd-blocking-rules.json with on_match:[block] — dd-trace v4 default recommended.json ships in monitoring mode only</w:t>
+      </w:r>
+    </w:p>
+    <w:p>
+      <w:r>
+        <w:t xml:space="preserve"/>
+      </w:r>
+    </w:p>
+    <w:p>
+      <w:r>
+        <w:rPr>
+          <w:rFonts w:ascii="Arial" w:cs="Arial" w:hAnsi="Arial"/>
+          <w:b/>
+          <w:bCs/>
+          <w:sz w:val="22"/>
+          <w:szCs w:val="22"/>
+        </w:rPr>
+        <w:t xml:space="preserve">Confirmed curl results (port 3005):</w:t>
+      </w:r>
+    </w:p>
+    <w:p>
+      <w:pPr>
+        <w:pBdr>
+          <w:top w:val="single" w:color="CCCCCC" w:sz="4" w:space="1"/>
+          <w:left w:val="single" w:color="CCCCCC" w:sz="4" w:space="4"/>
+          <w:bottom w:val="single" w:color="CCCCCC" w:sz="4" w:space="1"/>
+          <w:right w:val="single" w:color="CCCCCC" w:sz="4" w:space="4"/>
+        </w:pBdr>
+        <w:shd w:fill="F5F5F5" w:val="clear"/>
+      </w:pPr>
+      <w:r>
+        <w:rPr>
+          <w:rFonts w:ascii="Courier New" w:cs="Courier New" w:hAnsi="Courier New"/>
+          <w:sz w:val="18"/>
+          <w:szCs w:val="18"/>
+        </w:rPr>
+        <w:t xml:space="preserve">SQLi  (' OR 1=1--)     : 403
+XSS   (&lt;script&gt;alert)  : 403
+LFI   (../etc/passwd)  : 403
+Clean (apple)          : 200</w:t>
+      </w:r>
+    </w:p>
+    <w:p>
+      <w:r>
+        <w:t xml:space="preserve"/>
+      </w:r>
+    </w:p>
+    <w:p>
+      <w:pPr>
+        <w:pStyle w:val="Heading2"/>
+      </w:pPr>
+      <w:r>
+        <w:t xml:space="preserve">5.4 Exercise 4.6.6 — Signal Sciences (Architecture Study)</w:t>
+      </w:r>
+    </w:p>
+    <w:p>
+      <w:r>
+        <w:rPr>
+          <w:rFonts w:ascii="Arial" w:cs="Arial" w:hAnsi="Arial"/>
+          <w:sz w:val="22"/>
+          <w:szCs w:val="22"/>
+        </w:rPr>
+        <w:t xml:space="preserve">Signal Sciences requires an enterprise license — no free tier is available. The architecture was reviewed via sigsci-middleware-example.js. Unlike the other RASP tools in this module, Signal Sciences uses a hybrid sidecar model: the Node.js Express middleware forwards request metadata to a local sigsci-agent daemon on port 9999, which makes the allow/block decision and reports telemetry to the Signal Sciences cloud.</w:t>
+      </w:r>
+    </w:p>
+    <w:p>
+      <w:r>
+        <w:t xml:space="preserve"/>
+      </w:r>
+    </w:p>
+    <w:p>
+      <w:r>
+        <w:rPr>
+          <w:rFonts w:ascii="Arial" w:cs="Arial" w:hAnsi="Arial"/>
+          <w:b/>
+          <w:bCs/>
+          <w:sz w:val="22"/>
+          <w:szCs w:val="22"/>
+        </w:rPr>
+        <w:t xml:space="preserve">Key sidecar model advantages over in-process RASP:</w:t>
       </w:r>
     </w:p>
     <w:p>
@@ -3512,24 +5862,11 @@
       </w:pPr>
       <w:r>
         <w:rPr>
-          <w:rFonts w:ascii="Arial" w:cs="Arial" w:eastAsia="Arial" w:hAnsi="Arial"/>
+          <w:rFonts w:ascii="Arial" w:cs="Arial" w:hAnsi="Arial"/>
           <w:sz w:val="22"/>
           <w:szCs w:val="22"/>
         </w:rPr>
-        <w:t xml:space="preserve">Send attack traffic and observe Attacks tab in Contrast dashboard — shows source file, line number, and full SQL string for each detected event</w:t>
-      </w:r>
-    </w:p>
-    <w:p>
-      <w:r>
-        <w:t xml:space="preserve"/>
-      </w:r>
-    </w:p>
-    <w:p>
-      <w:pPr>
-        <w:pStyle w:val="Heading2"/>
-      </w:pPr>
-      <w:r>
-        <w:t xml:space="preserve">5.2 Exercise 4.6.4 — OWASP AppSensor</w:t>
+        <w:t xml:space="preserve">Crash isolation — agent crash does not bring down the application process</w:t>
       </w:r>
     </w:p>
     <w:p>
@@ -3542,11 +5879,11 @@
       </w:pPr>
       <w:r>
         <w:rPr>
-          <w:rFonts w:ascii="Arial" w:cs="Arial" w:eastAsia="Arial" w:hAnsi="Arial"/>
+          <w:rFonts w:ascii="Arial" w:cs="Arial" w:hAnsi="Arial"/>
           <w:sz w:val="22"/>
           <w:szCs w:val="22"/>
         </w:rPr>
-        <w:t xml:space="preserve">Review appsensor-config.xml — detection points AE1 (brute force), AE2 (SQLi in login), IE2 (SQLi in any input), ACE1 (IDOR), SE3 (tampered JWT)</w:t>
+        <w:t xml:space="preserve">Language-agnostic — same agent works with any language that can make HTTP requests</w:t>
       </w:r>
     </w:p>
     <w:p>
@@ -3559,28 +5896,11 @@
       </w:pPr>
       <w:r>
         <w:rPr>
-          <w:rFonts w:ascii="Arial" w:cs="Arial" w:eastAsia="Arial" w:hAnsi="Arial"/>
+          <w:rFonts w:ascii="Arial" w:cs="Arial" w:hAnsi="Arial"/>
           <w:sz w:val="22"/>
           <w:szCs w:val="22"/>
         </w:rPr>
-        <w:t xml:space="preserve">AppSensor is context-aware: knows session owner, resource ownership, normal request frequency — information unavailable to WAF or network-level tools</w:t>
-      </w:r>
-    </w:p>
-    <w:p>
-      <w:pPr>
-        <w:pStyle w:val="ListParagraph"/>
-        <w:numPr>
-          <w:ilvl w:val="0"/>
-          <w:numId w:val="2"/>
-        </w:numPr>
-      </w:pPr>
-      <w:r>
-        <w:rPr>
-          <w:rFonts w:ascii="Arial" w:cs="Arial" w:eastAsia="Arial" w:hAnsi="Arial"/>
-          <w:sz w:val="22"/>
-          <w:szCs w:val="22"/>
-        </w:rPr>
-        <w:t xml:space="preserve">Complementary to RASP: RASP blocks at driver level; AppSensor escalates proportionally (log -&gt; block -&gt; disable account) based on cumulative attack score</w:t>
+        <w:t xml:space="preserve">Centralised rule updates via cloud — no redeploy needed for new attack signatures</w:t>
       </w:r>
     </w:p>
     <w:p>
@@ -3616,7 +5936,7 @@
           <w:sz w:val="18"/>
           <w:szCs w:val="18"/>
         </w:rPr>
-        <w:t xml:space="preserve">DevSecOps Hands-On Lab — Module 4.6 Report  |  Exercises 4.6.1 and 4.6.2 Complete</w:t>
+        <w:t xml:space="preserve">DevSecOps Hands-On Lab — Module 4.6 Report  |  All Exercises Complete (4.6.1–4.6.6)</w:t>
       </w:r>
     </w:p>
     <w:sectPr>
